--- a/docs/manuals/dp/DP04-通知範本維護.docx
+++ b/docs/manuals/dp/DP04-通知範本維護.docx
@@ -7,6 +7,8 @@
         <w:spacing w:after="0"/>
         <w:jc w:val="center"/>
       </w:pPr>
+      <w:bookmarkStart w:id="0" w:name="_GoBack"/>
+      <w:bookmarkEnd w:id="0"/>
     </w:p>
     <w:p>
       <w:pPr>
@@ -155,7 +157,13 @@
         <w:rPr>
           <w:sz w:val="44"/>
         </w:rPr>
-        <w:t>DP04 通知範本維護</w:t>
+        <w:t xml:space="preserve">DP04 </w:t>
+      </w:r>
+      <w:r>
+        <w:rPr>
+          <w:sz w:val="44"/>
+        </w:rPr>
+        <w:t>通知範本維護</w:t>
       </w:r>
     </w:p>
     <w:p>
@@ -191,20 +199,26 @@
     <w:tbl>
       <w:tblPr>
         <w:tblStyle w:val="aff2"/>
-        <w:tblW w:type="auto" w:w="0"/>
+        <w:tblW w:w="0" w:type="auto"/>
         <w:jc w:val="center"/>
-        <w:tblLook w:firstColumn="1" w:firstRow="1" w:lastColumn="0" w:lastRow="0" w:noHBand="0" w:noVBand="1" w:val="04A0"/>
+        <w:tblLook w:val="04A0" w:firstRow="1" w:lastRow="0" w:firstColumn="1" w:lastColumn="0" w:noHBand="0" w:noVBand="1"/>
       </w:tblPr>
       <w:tblGrid>
-        <w:gridCol w:w="4680"/>
-        <w:gridCol w:w="4680"/>
+        <w:gridCol w:w="2160"/>
+        <w:gridCol w:w="3600"/>
       </w:tblGrid>
       <w:tr>
+        <w:trPr>
+          <w:jc w:val="center"/>
+        </w:trPr>
         <w:tc>
           <w:tcPr>
-            <w:tcW w:type="dxa" w:w="2160"/>
+            <w:tcW w:w="2160" w:type="dxa"/>
           </w:tcPr>
           <w:p>
+            <w:pPr>
+              <w:spacing w:before="60" w:after="60"/>
+            </w:pPr>
             <w:r>
               <w:t>版本</w:t>
             </w:r>
@@ -212,9 +226,12 @@
         </w:tc>
         <w:tc>
           <w:tcPr>
-            <w:tcW w:type="dxa" w:w="3600"/>
+            <w:tcW w:w="3600" w:type="dxa"/>
           </w:tcPr>
           <w:p>
+            <w:pPr>
+              <w:spacing w:before="60" w:after="60"/>
+            </w:pPr>
             <w:r>
               <w:t>1.0</w:t>
             </w:r>
@@ -222,11 +239,17 @@
         </w:tc>
       </w:tr>
       <w:tr>
+        <w:trPr>
+          <w:jc w:val="center"/>
+        </w:trPr>
         <w:tc>
           <w:tcPr>
-            <w:tcW w:type="dxa" w:w="2160"/>
+            <w:tcW w:w="2160" w:type="dxa"/>
           </w:tcPr>
           <w:p>
+            <w:pPr>
+              <w:spacing w:before="60" w:after="60"/>
+            </w:pPr>
             <w:r>
               <w:t>建立日期</w:t>
             </w:r>
@@ -234,21 +257,30 @@
         </w:tc>
         <w:tc>
           <w:tcPr>
-            <w:tcW w:type="dxa" w:w="3600"/>
+            <w:tcW w:w="3600" w:type="dxa"/>
           </w:tcPr>
           <w:p>
+            <w:pPr>
+              <w:spacing w:before="60" w:after="60"/>
+            </w:pPr>
             <w:r>
-              <w:t>2026/10/19</w:t>
+              <w:t>2026/10/20</w:t>
             </w:r>
           </w:p>
         </w:tc>
       </w:tr>
       <w:tr>
+        <w:trPr>
+          <w:jc w:val="center"/>
+        </w:trPr>
         <w:tc>
           <w:tcPr>
-            <w:tcW w:type="dxa" w:w="2160"/>
+            <w:tcW w:w="2160" w:type="dxa"/>
           </w:tcPr>
           <w:p>
+            <w:pPr>
+              <w:spacing w:before="60" w:after="60"/>
+            </w:pPr>
             <w:r>
               <w:t>更新日期</w:t>
             </w:r>
@@ -256,19 +288,27 @@
         </w:tc>
         <w:tc>
           <w:tcPr>
-            <w:tcW w:type="dxa" w:w="3600"/>
+            <w:tcW w:w="3600" w:type="dxa"/>
           </w:tcPr>
           <w:p>
-            <w:r/>
+            <w:pPr>
+              <w:spacing w:before="60" w:after="60"/>
+            </w:pPr>
           </w:p>
         </w:tc>
       </w:tr>
       <w:tr>
+        <w:trPr>
+          <w:jc w:val="center"/>
+        </w:trPr>
         <w:tc>
           <w:tcPr>
-            <w:tcW w:type="dxa" w:w="2160"/>
+            <w:tcW w:w="2160" w:type="dxa"/>
           </w:tcPr>
           <w:p>
+            <w:pPr>
+              <w:spacing w:before="60" w:after="60"/>
+            </w:pPr>
             <w:r>
               <w:t>作者</w:t>
             </w:r>
@@ -276,9 +316,12 @@
         </w:tc>
         <w:tc>
           <w:tcPr>
-            <w:tcW w:type="dxa" w:w="3600"/>
+            <w:tcW w:w="3600" w:type="dxa"/>
           </w:tcPr>
           <w:p>
+            <w:pPr>
+              <w:spacing w:before="60" w:after="60"/>
+            </w:pPr>
             <w:r>
               <w:t>朱可棠</w:t>
             </w:r>
@@ -289,31 +332,38 @@
     <w:p>
       <w:pPr>
         <w:pStyle w:val="Heading1NoTOC"/>
-        <w:pageBreakBefore/>
       </w:pPr>
       <w:r>
-        <w:t>文件制/修訂履歷</w:t>
+        <w:lastRenderedPageBreak/>
+        <w:t>文件制</w:t>
+      </w:r>
+      <w:r>
+        <w:t>/</w:t>
+      </w:r>
+      <w:r>
+        <w:t>修訂履歷</w:t>
       </w:r>
     </w:p>
     <w:tbl>
       <w:tblPr>
         <w:tblStyle w:val="aff2"/>
-        <w:tblW w:type="auto" w:w="0"/>
-        <w:tblLook w:firstColumn="1" w:firstRow="1" w:lastColumn="0" w:lastRow="0" w:noHBand="0" w:noVBand="1" w:val="04A0"/>
+        <w:tblW w:w="0" w:type="auto"/>
+        <w:tblLook w:val="04A0" w:firstRow="1" w:lastRow="0" w:firstColumn="1" w:lastColumn="0" w:noHBand="0" w:noVBand="1"/>
       </w:tblPr>
       <w:tblGrid>
-        <w:gridCol w:w="2340"/>
-        <w:gridCol w:w="2340"/>
-        <w:gridCol w:w="2340"/>
-        <w:gridCol w:w="2340"/>
+        <w:gridCol w:w="1151"/>
+        <w:gridCol w:w="1729"/>
+        <w:gridCol w:w="4320"/>
+        <w:gridCol w:w="2160"/>
       </w:tblGrid>
       <w:tr>
         <w:tc>
           <w:tcPr>
-            <w:tcW w:type="dxa" w:w="1151"/>
+            <w:tcW w:w="1151" w:type="dxa"/>
           </w:tcPr>
           <w:p>
             <w:pPr>
+              <w:spacing w:before="60" w:after="60"/>
               <w:jc w:val="center"/>
             </w:pPr>
             <w:r>
@@ -326,10 +376,11 @@
         </w:tc>
         <w:tc>
           <w:tcPr>
-            <w:tcW w:type="dxa" w:w="1729"/>
+            <w:tcW w:w="1729" w:type="dxa"/>
           </w:tcPr>
           <w:p>
             <w:pPr>
+              <w:spacing w:before="60" w:after="60"/>
               <w:jc w:val="center"/>
             </w:pPr>
             <w:r>
@@ -342,10 +393,11 @@
         </w:tc>
         <w:tc>
           <w:tcPr>
-            <w:tcW w:type="dxa" w:w="4320"/>
+            <w:tcW w:w="4320" w:type="dxa"/>
           </w:tcPr>
           <w:p>
             <w:pPr>
+              <w:spacing w:before="60" w:after="60"/>
               <w:jc w:val="center"/>
             </w:pPr>
             <w:r>
@@ -358,10 +410,11 @@
         </w:tc>
         <w:tc>
           <w:tcPr>
-            <w:tcW w:type="dxa" w:w="2160"/>
+            <w:tcW w:w="2160" w:type="dxa"/>
           </w:tcPr>
           <w:p>
             <w:pPr>
+              <w:spacing w:before="60" w:after="60"/>
               <w:jc w:val="center"/>
             </w:pPr>
             <w:r>
@@ -376,10 +429,11 @@
       <w:tr>
         <w:tc>
           <w:tcPr>
-            <w:tcW w:type="dxa" w:w="1151"/>
+            <w:tcW w:w="1151" w:type="dxa"/>
           </w:tcPr>
           <w:p>
             <w:pPr>
+              <w:spacing w:before="60" w:after="60"/>
               <w:jc w:val="center"/>
             </w:pPr>
             <w:r>
@@ -389,22 +443,26 @@
         </w:tc>
         <w:tc>
           <w:tcPr>
-            <w:tcW w:type="dxa" w:w="1729"/>
+            <w:tcW w:w="1729" w:type="dxa"/>
           </w:tcPr>
           <w:p>
             <w:pPr>
+              <w:spacing w:before="60" w:after="60"/>
               <w:jc w:val="center"/>
             </w:pPr>
             <w:r>
-              <w:t>2026/10/19</w:t>
+              <w:t>2026/10/20</w:t>
             </w:r>
           </w:p>
         </w:tc>
         <w:tc>
           <w:tcPr>
-            <w:tcW w:type="dxa" w:w="4320"/>
+            <w:tcW w:w="4320" w:type="dxa"/>
           </w:tcPr>
           <w:p>
+            <w:pPr>
+              <w:spacing w:before="60" w:after="60"/>
+            </w:pPr>
             <w:r>
               <w:t>初次發行</w:t>
             </w:r>
@@ -412,10 +470,11 @@
         </w:tc>
         <w:tc>
           <w:tcPr>
-            <w:tcW w:type="dxa" w:w="2160"/>
+            <w:tcW w:w="2160" w:type="dxa"/>
           </w:tcPr>
           <w:p>
             <w:pPr>
+              <w:spacing w:before="60" w:after="60"/>
               <w:jc w:val="center"/>
             </w:pPr>
             <w:r>
@@ -428,25 +487,832 @@
     <w:p>
       <w:pPr>
         <w:pStyle w:val="Heading1NoTOC"/>
-        <w:pageBreakBefore/>
       </w:pPr>
       <w:r>
+        <w:lastRenderedPageBreak/>
         <w:t>目錄</w:t>
       </w:r>
     </w:p>
     <w:p>
+      <w:pPr>
+        <w:pStyle w:val="14"/>
+        <w:tabs>
+          <w:tab w:val="right" w:leader="dot" w:pos="9350"/>
+        </w:tabs>
+        <w:rPr>
+          <w:rFonts w:asciiTheme="minorHAnsi" w:eastAsiaTheme="minorEastAsia" w:hAnsiTheme="minorHAnsi" w:cstheme="minorBidi"/>
+          <w:noProof/>
+          <w:color w:val="auto"/>
+          <w:kern w:val="2"/>
+          <w:szCs w:val="22"/>
+        </w:rPr>
+      </w:pPr>
       <w:r>
         <w:fldChar w:fldCharType="begin"/>
-        <w:instrText xml:space="preserve">TOC \o "1-2" \h \z \u</w:instrText>
+      </w:r>
+      <w:r>
+        <w:instrText>TOC \o "1-2" \h \z \u</w:instrText>
+      </w:r>
+      <w:r>
         <w:fldChar w:fldCharType="separate"/>
-        <w:t>目錄將於開啟文件時自動更新</w:t>
+      </w:r>
+      <w:hyperlink w:anchor="_Toc243386571" w:history="1">
+        <w:r>
+          <w:rPr>
+            <w:rStyle w:val="affb"/>
+            <w:rFonts w:hint="eastAsia"/>
+            <w:noProof/>
+          </w:rPr>
+          <w:t>壹、作業說明</w:t>
+        </w:r>
+        <w:r>
+          <w:rPr>
+            <w:noProof/>
+            <w:webHidden/>
+          </w:rPr>
+          <w:tab/>
+        </w:r>
+        <w:r>
+          <w:rPr>
+            <w:noProof/>
+            <w:webHidden/>
+          </w:rPr>
+          <w:fldChar w:fldCharType="begin"/>
+        </w:r>
+        <w:r>
+          <w:rPr>
+            <w:noProof/>
+            <w:webHidden/>
+          </w:rPr>
+          <w:instrText xml:space="preserve"> PAGEREF _Toc243386571 \h </w:instrText>
+        </w:r>
+        <w:r>
+          <w:rPr>
+            <w:noProof/>
+            <w:webHidden/>
+          </w:rPr>
+        </w:r>
+        <w:r>
+          <w:rPr>
+            <w:noProof/>
+            <w:webHidden/>
+          </w:rPr>
+          <w:fldChar w:fldCharType="separate"/>
+        </w:r>
+        <w:r>
+          <w:rPr>
+            <w:noProof/>
+            <w:webHidden/>
+          </w:rPr>
+          <w:t>1</w:t>
+        </w:r>
+        <w:r>
+          <w:rPr>
+            <w:noProof/>
+            <w:webHidden/>
+          </w:rPr>
+          <w:fldChar w:fldCharType="end"/>
+        </w:r>
+      </w:hyperlink>
+    </w:p>
+    <w:p>
+      <w:pPr>
+        <w:pStyle w:val="2a"/>
+        <w:tabs>
+          <w:tab w:val="right" w:leader="dot" w:pos="9350"/>
+        </w:tabs>
+        <w:rPr>
+          <w:rFonts w:asciiTheme="minorHAnsi" w:eastAsiaTheme="minorEastAsia" w:hAnsiTheme="minorHAnsi" w:cstheme="minorBidi"/>
+          <w:noProof/>
+          <w:color w:val="auto"/>
+          <w:kern w:val="2"/>
+          <w:szCs w:val="22"/>
+        </w:rPr>
+      </w:pPr>
+      <w:hyperlink w:anchor="_Toc243386572" w:history="1">
+        <w:r>
+          <w:rPr>
+            <w:rStyle w:val="affb"/>
+            <w:rFonts w:hint="eastAsia"/>
+            <w:noProof/>
+          </w:rPr>
+          <w:t>一、使用情境</w:t>
+        </w:r>
+        <w:r>
+          <w:rPr>
+            <w:noProof/>
+            <w:webHidden/>
+          </w:rPr>
+          <w:tab/>
+        </w:r>
+        <w:r>
+          <w:rPr>
+            <w:noProof/>
+            <w:webHidden/>
+          </w:rPr>
+          <w:fldChar w:fldCharType="begin"/>
+        </w:r>
+        <w:r>
+          <w:rPr>
+            <w:noProof/>
+            <w:webHidden/>
+          </w:rPr>
+          <w:instrText xml:space="preserve"> PAGEREF _Toc243386572 \h </w:instrText>
+        </w:r>
+        <w:r>
+          <w:rPr>
+            <w:noProof/>
+            <w:webHidden/>
+          </w:rPr>
+        </w:r>
+        <w:r>
+          <w:rPr>
+            <w:noProof/>
+            <w:webHidden/>
+          </w:rPr>
+          <w:fldChar w:fldCharType="separate"/>
+        </w:r>
+        <w:r>
+          <w:rPr>
+            <w:noProof/>
+            <w:webHidden/>
+          </w:rPr>
+          <w:t>1</w:t>
+        </w:r>
+        <w:r>
+          <w:rPr>
+            <w:noProof/>
+            <w:webHidden/>
+          </w:rPr>
+          <w:fldChar w:fldCharType="end"/>
+        </w:r>
+      </w:hyperlink>
+    </w:p>
+    <w:p>
+      <w:pPr>
+        <w:pStyle w:val="2a"/>
+        <w:tabs>
+          <w:tab w:val="right" w:leader="dot" w:pos="9350"/>
+        </w:tabs>
+        <w:rPr>
+          <w:rFonts w:asciiTheme="minorHAnsi" w:eastAsiaTheme="minorEastAsia" w:hAnsiTheme="minorHAnsi" w:cstheme="minorBidi"/>
+          <w:noProof/>
+          <w:color w:val="auto"/>
+          <w:kern w:val="2"/>
+          <w:szCs w:val="22"/>
+        </w:rPr>
+      </w:pPr>
+      <w:hyperlink w:anchor="_Toc243386573" w:history="1">
+        <w:r>
+          <w:rPr>
+            <w:rStyle w:val="affb"/>
+            <w:rFonts w:hint="eastAsia"/>
+            <w:noProof/>
+          </w:rPr>
+          <w:t>二、進入路徑</w:t>
+        </w:r>
+        <w:r>
+          <w:rPr>
+            <w:noProof/>
+            <w:webHidden/>
+          </w:rPr>
+          <w:tab/>
+        </w:r>
+        <w:r>
+          <w:rPr>
+            <w:noProof/>
+            <w:webHidden/>
+          </w:rPr>
+          <w:fldChar w:fldCharType="begin"/>
+        </w:r>
+        <w:r>
+          <w:rPr>
+            <w:noProof/>
+            <w:webHidden/>
+          </w:rPr>
+          <w:instrText xml:space="preserve"> PAGEREF _Toc243386573 \h </w:instrText>
+        </w:r>
+        <w:r>
+          <w:rPr>
+            <w:noProof/>
+            <w:webHidden/>
+          </w:rPr>
+        </w:r>
+        <w:r>
+          <w:rPr>
+            <w:noProof/>
+            <w:webHidden/>
+          </w:rPr>
+          <w:fldChar w:fldCharType="separate"/>
+        </w:r>
+        <w:r>
+          <w:rPr>
+            <w:noProof/>
+            <w:webHidden/>
+          </w:rPr>
+          <w:t>1</w:t>
+        </w:r>
+        <w:r>
+          <w:rPr>
+            <w:noProof/>
+            <w:webHidden/>
+          </w:rPr>
+          <w:fldChar w:fldCharType="end"/>
+        </w:r>
+      </w:hyperlink>
+    </w:p>
+    <w:p>
+      <w:pPr>
+        <w:pStyle w:val="14"/>
+        <w:tabs>
+          <w:tab w:val="right" w:leader="dot" w:pos="9350"/>
+        </w:tabs>
+        <w:rPr>
+          <w:rFonts w:asciiTheme="minorHAnsi" w:eastAsiaTheme="minorEastAsia" w:hAnsiTheme="minorHAnsi" w:cstheme="minorBidi"/>
+          <w:noProof/>
+          <w:color w:val="auto"/>
+          <w:kern w:val="2"/>
+          <w:szCs w:val="22"/>
+        </w:rPr>
+      </w:pPr>
+      <w:hyperlink w:anchor="_Toc243386574" w:history="1">
+        <w:r>
+          <w:rPr>
+            <w:rStyle w:val="affb"/>
+            <w:rFonts w:hint="eastAsia"/>
+            <w:noProof/>
+          </w:rPr>
+          <w:t>貳、操作說明</w:t>
+        </w:r>
+        <w:r>
+          <w:rPr>
+            <w:noProof/>
+            <w:webHidden/>
+          </w:rPr>
+          <w:tab/>
+        </w:r>
+        <w:r>
+          <w:rPr>
+            <w:noProof/>
+            <w:webHidden/>
+          </w:rPr>
+          <w:fldChar w:fldCharType="begin"/>
+        </w:r>
+        <w:r>
+          <w:rPr>
+            <w:noProof/>
+            <w:webHidden/>
+          </w:rPr>
+          <w:instrText xml:space="preserve"> PAGEREF _Toc243386574 \h </w:instrText>
+        </w:r>
+        <w:r>
+          <w:rPr>
+            <w:noProof/>
+            <w:webHidden/>
+          </w:rPr>
+        </w:r>
+        <w:r>
+          <w:rPr>
+            <w:noProof/>
+            <w:webHidden/>
+          </w:rPr>
+          <w:fldChar w:fldCharType="separate"/>
+        </w:r>
+        <w:r>
+          <w:rPr>
+            <w:noProof/>
+            <w:webHidden/>
+          </w:rPr>
+          <w:t>2</w:t>
+        </w:r>
+        <w:r>
+          <w:rPr>
+            <w:noProof/>
+            <w:webHidden/>
+          </w:rPr>
+          <w:fldChar w:fldCharType="end"/>
+        </w:r>
+      </w:hyperlink>
+    </w:p>
+    <w:p>
+      <w:pPr>
+        <w:pStyle w:val="2a"/>
+        <w:tabs>
+          <w:tab w:val="right" w:leader="dot" w:pos="9350"/>
+        </w:tabs>
+        <w:rPr>
+          <w:rFonts w:asciiTheme="minorHAnsi" w:eastAsiaTheme="minorEastAsia" w:hAnsiTheme="minorHAnsi" w:cstheme="minorBidi"/>
+          <w:noProof/>
+          <w:color w:val="auto"/>
+          <w:kern w:val="2"/>
+          <w:szCs w:val="22"/>
+        </w:rPr>
+      </w:pPr>
+      <w:hyperlink w:anchor="_Toc243386575" w:history="1">
+        <w:r>
+          <w:rPr>
+            <w:rStyle w:val="affb"/>
+            <w:rFonts w:hint="eastAsia"/>
+            <w:noProof/>
+          </w:rPr>
+          <w:t>一、畫面與前置設定</w:t>
+        </w:r>
+        <w:r>
+          <w:rPr>
+            <w:noProof/>
+            <w:webHidden/>
+          </w:rPr>
+          <w:tab/>
+        </w:r>
+        <w:r>
+          <w:rPr>
+            <w:noProof/>
+            <w:webHidden/>
+          </w:rPr>
+          <w:fldChar w:fldCharType="begin"/>
+        </w:r>
+        <w:r>
+          <w:rPr>
+            <w:noProof/>
+            <w:webHidden/>
+          </w:rPr>
+          <w:instrText xml:space="preserve"> PAGEREF _Toc243386575 \h </w:instrText>
+        </w:r>
+        <w:r>
+          <w:rPr>
+            <w:noProof/>
+            <w:webHidden/>
+          </w:rPr>
+        </w:r>
+        <w:r>
+          <w:rPr>
+            <w:noProof/>
+            <w:webHidden/>
+          </w:rPr>
+          <w:fldChar w:fldCharType="separate"/>
+        </w:r>
+        <w:r>
+          <w:rPr>
+            <w:noProof/>
+            <w:webHidden/>
+          </w:rPr>
+          <w:t>2</w:t>
+        </w:r>
+        <w:r>
+          <w:rPr>
+            <w:noProof/>
+            <w:webHidden/>
+          </w:rPr>
+          <w:fldChar w:fldCharType="end"/>
+        </w:r>
+      </w:hyperlink>
+    </w:p>
+    <w:p>
+      <w:pPr>
+        <w:pStyle w:val="2a"/>
+        <w:tabs>
+          <w:tab w:val="right" w:leader="dot" w:pos="9350"/>
+        </w:tabs>
+        <w:rPr>
+          <w:rFonts w:asciiTheme="minorHAnsi" w:eastAsiaTheme="minorEastAsia" w:hAnsiTheme="minorHAnsi" w:cstheme="minorBidi"/>
+          <w:noProof/>
+          <w:color w:val="auto"/>
+          <w:kern w:val="2"/>
+          <w:szCs w:val="22"/>
+        </w:rPr>
+      </w:pPr>
+      <w:hyperlink w:anchor="_Toc243386576" w:history="1">
+        <w:r>
+          <w:rPr>
+            <w:rStyle w:val="affb"/>
+            <w:rFonts w:hint="eastAsia"/>
+            <w:noProof/>
+          </w:rPr>
+          <w:t>二、修改主旨與內文</w:t>
+        </w:r>
+        <w:r>
+          <w:rPr>
+            <w:noProof/>
+            <w:webHidden/>
+          </w:rPr>
+          <w:tab/>
+        </w:r>
+        <w:r>
+          <w:rPr>
+            <w:noProof/>
+            <w:webHidden/>
+          </w:rPr>
+          <w:fldChar w:fldCharType="begin"/>
+        </w:r>
+        <w:r>
+          <w:rPr>
+            <w:noProof/>
+            <w:webHidden/>
+          </w:rPr>
+          <w:instrText xml:space="preserve"> PAGEREF _Toc243386576 \h </w:instrText>
+        </w:r>
+        <w:r>
+          <w:rPr>
+            <w:noProof/>
+            <w:webHidden/>
+          </w:rPr>
+        </w:r>
+        <w:r>
+          <w:rPr>
+            <w:noProof/>
+            <w:webHidden/>
+          </w:rPr>
+          <w:fldChar w:fldCharType="separate"/>
+        </w:r>
+        <w:r>
+          <w:rPr>
+            <w:noProof/>
+            <w:webHidden/>
+          </w:rPr>
+          <w:t>2</w:t>
+        </w:r>
+        <w:r>
+          <w:rPr>
+            <w:noProof/>
+            <w:webHidden/>
+          </w:rPr>
+          <w:fldChar w:fldCharType="end"/>
+        </w:r>
+      </w:hyperlink>
+    </w:p>
+    <w:p>
+      <w:pPr>
+        <w:pStyle w:val="2a"/>
+        <w:tabs>
+          <w:tab w:val="right" w:leader="dot" w:pos="9350"/>
+        </w:tabs>
+        <w:rPr>
+          <w:rFonts w:asciiTheme="minorHAnsi" w:eastAsiaTheme="minorEastAsia" w:hAnsiTheme="minorHAnsi" w:cstheme="minorBidi"/>
+          <w:noProof/>
+          <w:color w:val="auto"/>
+          <w:kern w:val="2"/>
+          <w:szCs w:val="22"/>
+        </w:rPr>
+      </w:pPr>
+      <w:hyperlink w:anchor="_Toc243386577" w:history="1">
+        <w:r>
+          <w:rPr>
+            <w:rStyle w:val="affb"/>
+            <w:rFonts w:hint="eastAsia"/>
+            <w:noProof/>
+          </w:rPr>
+          <w:t>三、停用與啟用</w:t>
+        </w:r>
+        <w:r>
+          <w:rPr>
+            <w:noProof/>
+            <w:webHidden/>
+          </w:rPr>
+          <w:tab/>
+        </w:r>
+        <w:r>
+          <w:rPr>
+            <w:noProof/>
+            <w:webHidden/>
+          </w:rPr>
+          <w:fldChar w:fldCharType="begin"/>
+        </w:r>
+        <w:r>
+          <w:rPr>
+            <w:noProof/>
+            <w:webHidden/>
+          </w:rPr>
+          <w:instrText xml:space="preserve"> PAGEREF _Toc243386577 \h </w:instrText>
+        </w:r>
+        <w:r>
+          <w:rPr>
+            <w:noProof/>
+            <w:webHidden/>
+          </w:rPr>
+        </w:r>
+        <w:r>
+          <w:rPr>
+            <w:noProof/>
+            <w:webHidden/>
+          </w:rPr>
+          <w:fldChar w:fldCharType="separate"/>
+        </w:r>
+        <w:r>
+          <w:rPr>
+            <w:noProof/>
+            <w:webHidden/>
+          </w:rPr>
+          <w:t>3</w:t>
+        </w:r>
+        <w:r>
+          <w:rPr>
+            <w:noProof/>
+            <w:webHidden/>
+          </w:rPr>
+          <w:fldChar w:fldCharType="end"/>
+        </w:r>
+      </w:hyperlink>
+    </w:p>
+    <w:p>
+      <w:pPr>
+        <w:pStyle w:val="14"/>
+        <w:tabs>
+          <w:tab w:val="right" w:leader="dot" w:pos="9350"/>
+        </w:tabs>
+        <w:rPr>
+          <w:rFonts w:asciiTheme="minorHAnsi" w:eastAsiaTheme="minorEastAsia" w:hAnsiTheme="minorHAnsi" w:cstheme="minorBidi"/>
+          <w:noProof/>
+          <w:color w:val="auto"/>
+          <w:kern w:val="2"/>
+          <w:szCs w:val="22"/>
+        </w:rPr>
+      </w:pPr>
+      <w:hyperlink w:anchor="_Toc243386578" w:history="1">
+        <w:r>
+          <w:rPr>
+            <w:rStyle w:val="affb"/>
+            <w:rFonts w:hint="eastAsia"/>
+            <w:noProof/>
+          </w:rPr>
+          <w:t>參、常見訊息與處置</w:t>
+        </w:r>
+        <w:r>
+          <w:rPr>
+            <w:noProof/>
+            <w:webHidden/>
+          </w:rPr>
+          <w:tab/>
+        </w:r>
+        <w:r>
+          <w:rPr>
+            <w:noProof/>
+            <w:webHidden/>
+          </w:rPr>
+          <w:fldChar w:fldCharType="begin"/>
+        </w:r>
+        <w:r>
+          <w:rPr>
+            <w:noProof/>
+            <w:webHidden/>
+          </w:rPr>
+          <w:instrText xml:space="preserve"> PAGEREF _Toc243386578 \h </w:instrText>
+        </w:r>
+        <w:r>
+          <w:rPr>
+            <w:noProof/>
+            <w:webHidden/>
+          </w:rPr>
+        </w:r>
+        <w:r>
+          <w:rPr>
+            <w:noProof/>
+            <w:webHidden/>
+          </w:rPr>
+          <w:fldChar w:fldCharType="separate"/>
+        </w:r>
+        <w:r>
+          <w:rPr>
+            <w:noProof/>
+            <w:webHidden/>
+          </w:rPr>
+          <w:t>4</w:t>
+        </w:r>
+        <w:r>
+          <w:rPr>
+            <w:noProof/>
+            <w:webHidden/>
+          </w:rPr>
+          <w:fldChar w:fldCharType="end"/>
+        </w:r>
+      </w:hyperlink>
+    </w:p>
+    <w:p>
+      <w:pPr>
+        <w:pStyle w:val="2a"/>
+        <w:tabs>
+          <w:tab w:val="right" w:leader="dot" w:pos="9350"/>
+        </w:tabs>
+        <w:rPr>
+          <w:rFonts w:asciiTheme="minorHAnsi" w:eastAsiaTheme="minorEastAsia" w:hAnsiTheme="minorHAnsi" w:cstheme="minorBidi"/>
+          <w:noProof/>
+          <w:color w:val="auto"/>
+          <w:kern w:val="2"/>
+          <w:szCs w:val="22"/>
+        </w:rPr>
+      </w:pPr>
+      <w:hyperlink w:anchor="_Toc243386579" w:history="1">
+        <w:r>
+          <w:rPr>
+            <w:rStyle w:val="affb"/>
+            <w:rFonts w:hint="eastAsia"/>
+            <w:noProof/>
+          </w:rPr>
+          <w:t>一、被擋下（動作沒有完成）</w:t>
+        </w:r>
+        <w:r>
+          <w:rPr>
+            <w:noProof/>
+            <w:webHidden/>
+          </w:rPr>
+          <w:tab/>
+        </w:r>
+        <w:r>
+          <w:rPr>
+            <w:noProof/>
+            <w:webHidden/>
+          </w:rPr>
+          <w:fldChar w:fldCharType="begin"/>
+        </w:r>
+        <w:r>
+          <w:rPr>
+            <w:noProof/>
+            <w:webHidden/>
+          </w:rPr>
+          <w:instrText xml:space="preserve"> PAGEREF _Toc243386579 \h </w:instrText>
+        </w:r>
+        <w:r>
+          <w:rPr>
+            <w:noProof/>
+            <w:webHidden/>
+          </w:rPr>
+        </w:r>
+        <w:r>
+          <w:rPr>
+            <w:noProof/>
+            <w:webHidden/>
+          </w:rPr>
+          <w:fldChar w:fldCharType="separate"/>
+        </w:r>
+        <w:r>
+          <w:rPr>
+            <w:noProof/>
+            <w:webHidden/>
+          </w:rPr>
+          <w:t>4</w:t>
+        </w:r>
+        <w:r>
+          <w:rPr>
+            <w:noProof/>
+            <w:webHidden/>
+          </w:rPr>
+          <w:fldChar w:fldCharType="end"/>
+        </w:r>
+      </w:hyperlink>
+    </w:p>
+    <w:p>
+      <w:pPr>
+        <w:pStyle w:val="2a"/>
+        <w:tabs>
+          <w:tab w:val="right" w:leader="dot" w:pos="9350"/>
+        </w:tabs>
+        <w:rPr>
+          <w:rFonts w:asciiTheme="minorHAnsi" w:eastAsiaTheme="minorEastAsia" w:hAnsiTheme="minorHAnsi" w:cstheme="minorBidi"/>
+          <w:noProof/>
+          <w:color w:val="auto"/>
+          <w:kern w:val="2"/>
+          <w:szCs w:val="22"/>
+        </w:rPr>
+      </w:pPr>
+      <w:hyperlink w:anchor="_Toc243386580" w:history="1">
+        <w:r>
+          <w:rPr>
+            <w:rStyle w:val="affb"/>
+            <w:rFonts w:hint="eastAsia"/>
+            <w:noProof/>
+          </w:rPr>
+          <w:t>二、送出後的結果訊息</w:t>
+        </w:r>
+        <w:r>
+          <w:rPr>
+            <w:noProof/>
+            <w:webHidden/>
+          </w:rPr>
+          <w:tab/>
+        </w:r>
+        <w:r>
+          <w:rPr>
+            <w:noProof/>
+            <w:webHidden/>
+          </w:rPr>
+          <w:fldChar w:fldCharType="begin"/>
+        </w:r>
+        <w:r>
+          <w:rPr>
+            <w:noProof/>
+            <w:webHidden/>
+          </w:rPr>
+          <w:instrText xml:space="preserve"> PAGEREF _Toc243386580 \h </w:instrText>
+        </w:r>
+        <w:r>
+          <w:rPr>
+            <w:noProof/>
+            <w:webHidden/>
+          </w:rPr>
+        </w:r>
+        <w:r>
+          <w:rPr>
+            <w:noProof/>
+            <w:webHidden/>
+          </w:rPr>
+          <w:fldChar w:fldCharType="separate"/>
+        </w:r>
+        <w:r>
+          <w:rPr>
+            <w:noProof/>
+            <w:webHidden/>
+          </w:rPr>
+          <w:t>4</w:t>
+        </w:r>
+        <w:r>
+          <w:rPr>
+            <w:noProof/>
+            <w:webHidden/>
+          </w:rPr>
+          <w:fldChar w:fldCharType="end"/>
+        </w:r>
+      </w:hyperlink>
+    </w:p>
+    <w:p>
+      <w:pPr>
+        <w:pStyle w:val="2a"/>
+        <w:tabs>
+          <w:tab w:val="right" w:leader="dot" w:pos="9350"/>
+        </w:tabs>
+        <w:rPr>
+          <w:rFonts w:asciiTheme="minorHAnsi" w:eastAsiaTheme="minorEastAsia" w:hAnsiTheme="minorHAnsi" w:cstheme="minorBidi"/>
+          <w:noProof/>
+          <w:color w:val="auto"/>
+          <w:kern w:val="2"/>
+          <w:szCs w:val="22"/>
+        </w:rPr>
+      </w:pPr>
+      <w:hyperlink w:anchor="_Toc243386581" w:history="1">
+        <w:r>
+          <w:rPr>
+            <w:rStyle w:val="affb"/>
+            <w:rFonts w:hint="eastAsia"/>
+            <w:noProof/>
+          </w:rPr>
+          <w:t>三、其他情況</w:t>
+        </w:r>
+        <w:r>
+          <w:rPr>
+            <w:noProof/>
+            <w:webHidden/>
+          </w:rPr>
+          <w:tab/>
+        </w:r>
+        <w:r>
+          <w:rPr>
+            <w:noProof/>
+            <w:webHidden/>
+          </w:rPr>
+          <w:fldChar w:fldCharType="begin"/>
+        </w:r>
+        <w:r>
+          <w:rPr>
+            <w:noProof/>
+            <w:webHidden/>
+          </w:rPr>
+          <w:instrText xml:space="preserve"> PAGEREF _Toc243386581 \h </w:instrText>
+        </w:r>
+        <w:r>
+          <w:rPr>
+            <w:noProof/>
+            <w:webHidden/>
+          </w:rPr>
+        </w:r>
+        <w:r>
+          <w:rPr>
+            <w:noProof/>
+            <w:webHidden/>
+          </w:rPr>
+          <w:fldChar w:fldCharType="separate"/>
+        </w:r>
+        <w:r>
+          <w:rPr>
+            <w:noProof/>
+            <w:webHidden/>
+          </w:rPr>
+          <w:t>4</w:t>
+        </w:r>
+        <w:r>
+          <w:rPr>
+            <w:noProof/>
+            <w:webHidden/>
+          </w:rPr>
+          <w:fldChar w:fldCharType="end"/>
+        </w:r>
+      </w:hyperlink>
+    </w:p>
+    <w:p>
+      <w:r>
         <w:fldChar w:fldCharType="end"/>
       </w:r>
     </w:p>
     <w:p>
       <w:pPr>
         <w:sectPr>
-          <w:footerReference w:type="default" r:id="rId8"/>
           <w:pgSz w:w="12240" w:h="15840"/>
           <w:pgMar w:top="1440" w:right="1440" w:bottom="1440" w:left="1440" w:header="720" w:footer="720" w:gutter="0"/>
           <w:cols w:space="720"/>
@@ -458,20 +1324,26 @@
       <w:pPr>
         <w:pStyle w:val="1"/>
       </w:pPr>
+      <w:bookmarkStart w:id="1" w:name="_Toc243386571"/>
       <w:r>
+        <w:lastRenderedPageBreak/>
         <w:t>壹、作業說明</w:t>
       </w:r>
+      <w:bookmarkEnd w:id="1"/>
     </w:p>
     <w:p>
       <w:pPr>
         <w:pStyle w:val="2"/>
       </w:pPr>
+      <w:bookmarkStart w:id="2" w:name="_Toc243386572"/>
       <w:r>
         <w:t>一、使用情境</w:t>
       </w:r>
+      <w:bookmarkEnd w:id="2"/>
     </w:p>
     <w:p>
       <w:pPr>
+        <w:keepNext/>
         <w:ind w:firstLine="482"/>
       </w:pPr>
       <w:r>
@@ -484,33 +1356,36 @@
         <w:t>各模組的管理者</w:t>
       </w:r>
       <w:r>
-        <w:t>維護系統寄出的 Email 內容（主旨與內文），以及各類通知是否寄出。畫面上方的分頁依身分出現：</w:t>
+        <w:t>維護系統寄出的</w:t>
+      </w:r>
+      <w:r>
+        <w:t xml:space="preserve"> Email </w:t>
+      </w:r>
+      <w:r>
+        <w:t>內容（主旨與內文），以及各類通知是否寄出。畫面上方的分頁依身分出現：</w:t>
       </w:r>
     </w:p>
     <w:tbl>
       <w:tblPr>
         <w:tblStyle w:val="aff2"/>
-        <w:tblW w:type="auto" w:w="0"/>
+        <w:tblW w:w="0" w:type="auto"/>
         <w:tblLayout w:type="fixed"/>
-        <w:tblLook w:firstColumn="1" w:firstRow="1" w:lastColumn="0" w:lastRow="0" w:noHBand="0" w:noVBand="1" w:val="04A0"/>
-        <w:tblLayout w:type="fixed"/>
+        <w:tblLook w:val="04A0" w:firstRow="1" w:lastRow="0" w:firstColumn="1" w:lastColumn="0" w:noHBand="0" w:noVBand="1"/>
       </w:tblPr>
       <w:tblGrid>
-        <w:gridCol w:w="3120"/>
-        <w:gridCol w:w="3120"/>
-        <w:gridCol w:w="3120"/>
+        <w:gridCol w:w="1859"/>
+        <w:gridCol w:w="2533"/>
+        <w:gridCol w:w="4968"/>
       </w:tblGrid>
       <w:tr>
         <w:tc>
           <w:tcPr>
-            <w:tcW w:type="dxa" w:w="1859"/>
+            <w:tcW w:w="1859" w:type="dxa"/>
           </w:tcPr>
           <w:p>
-            <w:r>
-              <w:rPr>
-                <w:b/>
-              </w:rPr>
-            </w:r>
+            <w:pPr>
+              <w:spacing w:before="60" w:after="60"/>
+            </w:pPr>
             <w:r>
               <w:rPr>
                 <w:b/>
@@ -521,14 +1396,12 @@
         </w:tc>
         <w:tc>
           <w:tcPr>
-            <w:tcW w:type="dxa" w:w="2533"/>
+            <w:tcW w:w="2533" w:type="dxa"/>
           </w:tcPr>
           <w:p>
-            <w:r>
-              <w:rPr>
-                <w:b/>
-              </w:rPr>
-            </w:r>
+            <w:pPr>
+              <w:spacing w:before="60" w:after="60"/>
+            </w:pPr>
             <w:r>
               <w:rPr>
                 <w:b/>
@@ -539,14 +1412,12 @@
         </w:tc>
         <w:tc>
           <w:tcPr>
-            <w:tcW w:type="dxa" w:w="4968"/>
+            <w:tcW w:w="4968" w:type="dxa"/>
           </w:tcPr>
           <w:p>
-            <w:r>
-              <w:rPr>
-                <w:b/>
-              </w:rPr>
-            </w:r>
+            <w:pPr>
+              <w:spacing w:before="60" w:after="60"/>
+            </w:pPr>
             <w:r>
               <w:rPr>
                 <w:b/>
@@ -559,10 +1430,12 @@
       <w:tr>
         <w:tc>
           <w:tcPr>
-            <w:tcW w:type="dxa" w:w="1859"/>
+            <w:tcW w:w="1859" w:type="dxa"/>
           </w:tcPr>
           <w:p>
-            <w:r/>
+            <w:pPr>
+              <w:spacing w:before="60" w:after="60"/>
+            </w:pPr>
             <w:r>
               <w:t>系統信（共用）</w:t>
             </w:r>
@@ -570,10 +1443,12 @@
         </w:tc>
         <w:tc>
           <w:tcPr>
-            <w:tcW w:type="dxa" w:w="2533"/>
+            <w:tcW w:w="2533" w:type="dxa"/>
           </w:tcPr>
           <w:p>
-            <w:r/>
+            <w:pPr>
+              <w:spacing w:before="60" w:after="60"/>
+            </w:pPr>
             <w:r>
               <w:t>教育訓練或文件管理的管理者</w:t>
             </w:r>
@@ -581,10 +1456,12 @@
         </w:tc>
         <w:tc>
           <w:tcPr>
-            <w:tcW w:type="dxa" w:w="4968"/>
+            <w:tcW w:w="4968" w:type="dxa"/>
           </w:tcPr>
           <w:p>
-            <w:r/>
+            <w:pPr>
+              <w:spacing w:before="60" w:after="60"/>
+            </w:pPr>
             <w:r>
               <w:t>帳號邀請、帳號註冊驗證、帳號變更驗證、密碼到期提醒、密碼重設等帳號安全信</w:t>
             </w:r>
@@ -594,21 +1471,31 @@
       <w:tr>
         <w:tc>
           <w:tcPr>
-            <w:tcW w:type="dxa" w:w="1859"/>
+            <w:tcW w:w="1859" w:type="dxa"/>
           </w:tcPr>
           <w:p>
-            <w:r/>
+            <w:pPr>
+              <w:spacing w:before="60" w:after="60"/>
+            </w:pPr>
             <w:r>
-              <w:t>教育訓練（ET）</w:t>
+              <w:t>教育訓練（</w:t>
+            </w:r>
+            <w:r>
+              <w:t>ET</w:t>
+            </w:r>
+            <w:r>
+              <w:t>）</w:t>
             </w:r>
           </w:p>
         </w:tc>
         <w:tc>
           <w:tcPr>
-            <w:tcW w:type="dxa" w:w="2533"/>
+            <w:tcW w:w="2533" w:type="dxa"/>
           </w:tcPr>
           <w:p>
-            <w:r/>
+            <w:pPr>
+              <w:spacing w:before="60" w:after="60"/>
+            </w:pPr>
             <w:r>
               <w:t>教育訓練的管理者</w:t>
             </w:r>
@@ -616,10 +1503,12 @@
         </w:tc>
         <w:tc>
           <w:tcPr>
-            <w:tcW w:type="dxa" w:w="4968"/>
+            <w:tcW w:w="4968" w:type="dxa"/>
           </w:tcPr>
           <w:p>
-            <w:r/>
+            <w:pPr>
+              <w:spacing w:before="60" w:after="60"/>
+            </w:pPr>
             <w:r>
               <w:t>課程邀請通知、截止前加急提醒、每週看課統計週報、引用文件改版通知、引用文件廢止通知等教育訓練的通知信</w:t>
             </w:r>
@@ -629,21 +1518,31 @@
       <w:tr>
         <w:tc>
           <w:tcPr>
-            <w:tcW w:type="dxa" w:w="1859"/>
+            <w:tcW w:w="1859" w:type="dxa"/>
           </w:tcPr>
           <w:p>
-            <w:r/>
+            <w:pPr>
+              <w:spacing w:before="60" w:after="60"/>
+            </w:pPr>
             <w:r>
-              <w:t>文件管理（DM）</w:t>
+              <w:t>文件管理（</w:t>
+            </w:r>
+            <w:r>
+              <w:t>DM</w:t>
+            </w:r>
+            <w:r>
+              <w:t>）</w:t>
             </w:r>
           </w:p>
         </w:tc>
         <w:tc>
           <w:tcPr>
-            <w:tcW w:type="dxa" w:w="2533"/>
+            <w:tcW w:w="2533" w:type="dxa"/>
           </w:tcPr>
           <w:p>
-            <w:r/>
+            <w:pPr>
+              <w:spacing w:before="60" w:after="60"/>
+            </w:pPr>
             <w:r>
               <w:t>文件管理的管理者</w:t>
             </w:r>
@@ -651,12 +1550,20 @@
         </w:tc>
         <w:tc>
           <w:tcPr>
-            <w:tcW w:type="dxa" w:w="4968"/>
+            <w:tcW w:w="4968" w:type="dxa"/>
           </w:tcPr>
           <w:p>
-            <w:r/>
+            <w:pPr>
+              <w:spacing w:before="60" w:after="60"/>
+            </w:pPr>
             <w:r>
-              <w:t>文件發布通知、閱讀 KPI 週報、未讀文件提醒、簽核自動催辦</w:t>
+              <w:t>文件發布通知、閱讀</w:t>
+            </w:r>
+            <w:r>
+              <w:t xml:space="preserve"> KPI </w:t>
+            </w:r>
+            <w:r>
+              <w:t>週報、未讀文件提醒、簽核自動催辦</w:t>
             </w:r>
           </w:p>
         </w:tc>
@@ -673,10 +1580,49 @@
         <w:rPr>
           <w:b/>
         </w:rPr>
-        <w:t>會寄 Email</w:t>
+        <w:t>會寄</w:t>
       </w:r>
       <w:r>
-        <w:t xml:space="preserve"> 的通知。簽核流程中的送審、退回、撤回等狀態變化，以畫面呈現（見 DM04 個人專區、DM02 簽核中心），不寄 Email，不在本作業維護；唯送審項目逾催辦門檻天數仍未處理時，系統寄給審核者的催辦信會寄 Email，於「文件管理（DM）」分頁的「簽核自動催辦」維護。</w:t>
+        <w:rPr>
+          <w:b/>
+        </w:rPr>
+        <w:t xml:space="preserve"> Email</w:t>
+      </w:r>
+      <w:r>
+        <w:t xml:space="preserve"> </w:t>
+      </w:r>
+      <w:r>
+        <w:t>的通知。簽核流程中的送審、退回、撤回等狀態變化，以畫面呈現（見</w:t>
+      </w:r>
+      <w:r>
+        <w:t xml:space="preserve"> DM04 </w:t>
+      </w:r>
+      <w:r>
+        <w:t>個人專區、</w:t>
+      </w:r>
+      <w:r>
+        <w:t xml:space="preserve">DM02 </w:t>
+      </w:r>
+      <w:r>
+        <w:t>簽核中心），不寄</w:t>
+      </w:r>
+      <w:r>
+        <w:t xml:space="preserve"> Email</w:t>
+      </w:r>
+      <w:r>
+        <w:t>，不在本作業維護；唯送審項目逾催辦門檻天數仍未處理時，系統寄給審核者的催辦信會寄</w:t>
+      </w:r>
+      <w:r>
+        <w:t xml:space="preserve"> Email</w:t>
+      </w:r>
+      <w:r>
+        <w:t>，於「文件管理（</w:t>
+      </w:r>
+      <w:r>
+        <w:t>DM</w:t>
+      </w:r>
+      <w:r>
+        <w:t>）」分頁的「簽核自動催辦」維護。</w:t>
       </w:r>
     </w:p>
     <w:p>
@@ -684,7 +1630,10 @@
         <w:ind w:firstLine="482"/>
       </w:pPr>
       <w:r>
-        <w:t>範本的種類固定，無法新增或刪除。修改後</w:t>
+        <w:t>範本的種類</w:t>
+      </w:r>
+      <w:r>
+        <w:t>固定，無法新增或刪除。修改後</w:t>
       </w:r>
       <w:r>
         <w:rPr>
@@ -693,40 +1642,59 @@
         <w:t>即時生效</w:t>
       </w:r>
       <w:r>
-        <w:t>，之後寄出的信即採用新內容，並記入操作記錄（見 DP05 操作記錄查詢）。</w:t>
+        <w:t>，之後寄出的信即採用新內容，並記入操作記錄（見</w:t>
+      </w:r>
+      <w:r>
+        <w:t xml:space="preserve"> DP05 </w:t>
+      </w:r>
+      <w:r>
+        <w:t>操作記錄查詢）。</w:t>
       </w:r>
     </w:p>
     <w:p>
       <w:pPr>
         <w:pStyle w:val="2"/>
       </w:pPr>
+      <w:bookmarkStart w:id="3" w:name="_Toc243386573"/>
       <w:r>
         <w:t>二、進入路徑</w:t>
       </w:r>
+      <w:bookmarkEnd w:id="3"/>
     </w:p>
     <w:p>
       <w:pPr>
         <w:ind w:firstLine="482"/>
       </w:pPr>
       <w:r>
-        <w:t>側邊選單「系統管理者後台 → DP04 通知範本維護」。</w:t>
+        <w:t>側邊選單「系統管理者後台</w:t>
+      </w:r>
+      <w:r>
+        <w:t xml:space="preserve"> → DP04 </w:t>
+      </w:r>
+      <w:r>
+        <w:t>通知範本維護」。</w:t>
       </w:r>
     </w:p>
     <w:p>
       <w:pPr>
         <w:pStyle w:val="1"/>
       </w:pPr>
+      <w:bookmarkStart w:id="4" w:name="_Toc243386574"/>
       <w:r>
+        <w:lastRenderedPageBreak/>
         <w:t>貳、操作說明</w:t>
       </w:r>
+      <w:bookmarkEnd w:id="4"/>
     </w:p>
     <w:p>
       <w:pPr>
         <w:pStyle w:val="2"/>
       </w:pPr>
+      <w:bookmarkStart w:id="5" w:name="_Toc243386575"/>
       <w:r>
         <w:t>一、畫面與前置設定</w:t>
       </w:r>
+      <w:bookmarkEnd w:id="5"/>
     </w:p>
     <w:p>
       <w:pPr>
@@ -740,22 +1708,131 @@
       <w:pPr>
         <w:keepNext/>
         <w:spacing w:before="160" w:after="40"/>
-        <w:ind w:left="0" w:firstLine="0"/>
         <w:jc w:val="center"/>
       </w:pPr>
       <w:r>
+        <w:rPr>
+          <w:noProof/>
+        </w:rPr>
         <w:drawing>
-          <wp:inline xmlns:a="http://schemas.openxmlformats.org/drawingml/2006/main" xmlns:pic="http://schemas.openxmlformats.org/drawingml/2006/picture">
+          <wp:inline distT="0" distB="0" distL="0" distR="0">
             <wp:extent cx="5580000" cy="2168368"/>
+            <wp:effectExtent l="0" t="0" r="0" b="0"/>
             <wp:docPr id="1" name="Picture 1"/>
             <wp:cNvGraphicFramePr>
-              <a:graphicFrameLocks noChangeAspect="1"/>
+              <a:graphicFrameLocks xmlns:a="http://schemas.openxmlformats.org/drawingml/2006/main" noChangeAspect="1"/>
             </wp:cNvGraphicFramePr>
-            <a:graphic>
+            <a:graphic xmlns:a="http://schemas.openxmlformats.org/drawingml/2006/main">
               <a:graphicData uri="http://schemas.openxmlformats.org/drawingml/2006/picture">
-                <pic:pic>
+                <pic:pic xmlns:pic="http://schemas.openxmlformats.org/drawingml/2006/picture">
                   <pic:nvPicPr>
                     <pic:cNvPr id="0" name="dp04-01.png"/>
+                    <pic:cNvPicPr/>
+                  </pic:nvPicPr>
+                  <pic:blipFill>
+                    <a:blip r:embed="rId8"/>
+                    <a:stretch>
+                      <a:fillRect/>
+                    </a:stretch>
+                  </pic:blipFill>
+                  <pic:spPr>
+                    <a:xfrm>
+                      <a:off x="0" y="0"/>
+                      <a:ext cx="5580000" cy="2168368"/>
+                    </a:xfrm>
+                    <a:prstGeom prst="rect">
+                      <a:avLst/>
+                    </a:prstGeom>
+                  </pic:spPr>
+                </pic:pic>
+              </a:graphicData>
+            </a:graphic>
+          </wp:inline>
+        </w:drawing>
+      </w:r>
+    </w:p>
+    <w:p>
+      <w:pPr>
+        <w:spacing w:after="160"/>
+        <w:jc w:val="center"/>
+      </w:pPr>
+      <w:r>
+        <w:rPr>
+          <w:color w:val="404040"/>
+          <w:sz w:val="20"/>
+        </w:rPr>
+        <w:t>系統信（共用）分頁列出五種帳號安全信，系統信的「停用」呈灰色無法按</w:t>
+      </w:r>
+    </w:p>
+    <w:p>
+      <w:pPr>
+        <w:pStyle w:val="2"/>
+      </w:pPr>
+      <w:bookmarkStart w:id="6" w:name="_Toc243386576"/>
+      <w:r>
+        <w:t>二、修改主旨與內文</w:t>
+      </w:r>
+      <w:bookmarkEnd w:id="6"/>
+    </w:p>
+    <w:p>
+      <w:pPr>
+        <w:pStyle w:val="af1"/>
+        <w:numPr>
+          <w:ilvl w:val="0"/>
+          <w:numId w:val="1"/>
+        </w:numPr>
+      </w:pPr>
+      <w:r>
+        <w:t>按該範本的「編輯」，清單下方展開編輯區</w:t>
+      </w:r>
+    </w:p>
+    <w:p>
+      <w:pPr>
+        <w:pStyle w:val="af1"/>
+        <w:numPr>
+          <w:ilvl w:val="0"/>
+          <w:numId w:val="1"/>
+        </w:numPr>
+      </w:pPr>
+      <w:r>
+        <w:t>修改「主旨」與「內文」</w:t>
+      </w:r>
+    </w:p>
+    <w:p>
+      <w:pPr>
+        <w:pStyle w:val="af1"/>
+        <w:numPr>
+          <w:ilvl w:val="0"/>
+          <w:numId w:val="1"/>
+        </w:numPr>
+      </w:pPr>
+      <w:r>
+        <w:t>按「儲存」，於確認視窗按「確定儲存」</w:t>
+      </w:r>
+    </w:p>
+    <w:p>
+      <w:pPr>
+        <w:keepNext/>
+        <w:spacing w:before="160" w:after="40"/>
+        <w:jc w:val="center"/>
+      </w:pPr>
+      <w:r>
+        <w:rPr>
+          <w:noProof/>
+        </w:rPr>
+        <w:drawing>
+          <wp:inline distT="0" distB="0" distL="0" distR="0">
+            <wp:extent cx="2936842" cy="2765526"/>
+            <wp:effectExtent l="0" t="0" r="0" b="0"/>
+            <wp:docPr id="2" name="Picture 2"/>
+            <wp:cNvGraphicFramePr>
+              <a:graphicFrameLocks xmlns:a="http://schemas.openxmlformats.org/drawingml/2006/main" noChangeAspect="1"/>
+            </wp:cNvGraphicFramePr>
+            <a:graphic xmlns:a="http://schemas.openxmlformats.org/drawingml/2006/main">
+              <a:graphicData uri="http://schemas.openxmlformats.org/drawingml/2006/picture">
+                <pic:pic xmlns:pic="http://schemas.openxmlformats.org/drawingml/2006/picture">
+                  <pic:nvPicPr>
+                    <pic:cNvPr id="0" name="dp04-02.png"/>
                     <pic:cNvPicPr/>
                   </pic:nvPicPr>
                   <pic:blipFill>
@@ -767,9 +1844,11 @@
                   <pic:spPr>
                     <a:xfrm>
                       <a:off x="0" y="0"/>
-                      <a:ext cx="5580000" cy="2168368"/>
+                      <a:ext cx="2936842" cy="2765526"/>
                     </a:xfrm>
-                    <a:prstGeom prst="rect"/>
+                    <a:prstGeom prst="rect">
+                      <a:avLst/>
+                    </a:prstGeom>
                   </pic:spPr>
                 </pic:pic>
               </a:graphicData>
@@ -781,107 +1860,6 @@
     <w:p>
       <w:pPr>
         <w:spacing w:after="160"/>
-        <w:ind w:firstLine="0"/>
-        <w:jc w:val="center"/>
-      </w:pPr>
-      <w:r>
-        <w:rPr>
-          <w:color w:val="404040"/>
-          <w:sz w:val="20"/>
-        </w:rPr>
-        <w:t>系統信（共用）分頁列出五種帳號安全信，系統信的「停用」呈灰色無法按</w:t>
-      </w:r>
-    </w:p>
-    <w:p>
-      <w:pPr>
-        <w:pStyle w:val="2"/>
-      </w:pPr>
-      <w:r>
-        <w:t>二、修改主旨與內文</w:t>
-      </w:r>
-    </w:p>
-    <w:p>
-      <w:pPr>
-        <w:pStyle w:val="af1"/>
-        <w:numPr>
-          <w:ilvl w:val="0"/>
-          <w:numId w:val="1"/>
-        </w:numPr>
-      </w:pPr>
-      <w:r>
-        <w:t>按該範本的「編輯」，清單下方展開編輯區</w:t>
-      </w:r>
-    </w:p>
-    <w:p>
-      <w:pPr>
-        <w:pStyle w:val="af1"/>
-        <w:numPr>
-          <w:ilvl w:val="0"/>
-          <w:numId w:val="1"/>
-        </w:numPr>
-      </w:pPr>
-      <w:r>
-        <w:t>修改「主旨」與「內文」</w:t>
-      </w:r>
-    </w:p>
-    <w:p>
-      <w:pPr>
-        <w:pStyle w:val="af1"/>
-        <w:numPr>
-          <w:ilvl w:val="0"/>
-          <w:numId w:val="1"/>
-        </w:numPr>
-      </w:pPr>
-      <w:r>
-        <w:t>按「儲存」，於確認視窗按「確定儲存」</w:t>
-      </w:r>
-    </w:p>
-    <w:p>
-      <w:pPr>
-        <w:keepNext/>
-        <w:spacing w:before="160" w:after="40"/>
-        <w:ind w:left="0" w:firstLine="0"/>
-        <w:jc w:val="center"/>
-      </w:pPr>
-      <w:r>
-        <w:drawing>
-          <wp:inline xmlns:a="http://schemas.openxmlformats.org/drawingml/2006/main" xmlns:pic="http://schemas.openxmlformats.org/drawingml/2006/picture">
-            <wp:extent cx="5580000" cy="5254500"/>
-            <wp:docPr id="2" name="Picture 2"/>
-            <wp:cNvGraphicFramePr>
-              <a:graphicFrameLocks noChangeAspect="1"/>
-            </wp:cNvGraphicFramePr>
-            <a:graphic>
-              <a:graphicData uri="http://schemas.openxmlformats.org/drawingml/2006/picture">
-                <pic:pic>
-                  <pic:nvPicPr>
-                    <pic:cNvPr id="0" name="dp04-02.png"/>
-                    <pic:cNvPicPr/>
-                  </pic:nvPicPr>
-                  <pic:blipFill>
-                    <a:blip r:embed="rId10"/>
-                    <a:stretch>
-                      <a:fillRect/>
-                    </a:stretch>
-                  </pic:blipFill>
-                  <pic:spPr>
-                    <a:xfrm>
-                      <a:off x="0" y="0"/>
-                      <a:ext cx="5580000" cy="5254500"/>
-                    </a:xfrm>
-                    <a:prstGeom prst="rect"/>
-                  </pic:spPr>
-                </pic:pic>
-              </a:graphicData>
-            </a:graphic>
-          </wp:inline>
-        </w:drawing>
-      </w:r>
-    </w:p>
-    <w:p>
-      <w:pPr>
-        <w:spacing w:after="160"/>
-        <w:ind w:firstLine="0"/>
         <w:jc w:val="center"/>
       </w:pPr>
       <w:r>
@@ -895,8 +1873,10 @@
     <w:p>
       <w:pPr>
         <w:pStyle w:val="affa"/>
+        <w:keepNext/>
       </w:pPr>
       <w:r>
+        <w:lastRenderedPageBreak/>
         <w:t>變數</w:t>
       </w:r>
     </w:p>
@@ -905,10 +1885,10 @@
         <w:ind w:firstLine="482"/>
       </w:pPr>
       <w:r>
-        <w:t xml:space="preserve">內文與主旨中以大括號括住的字，如 </w:t>
+        <w:t>內文與主旨中以大括號括住的字，如</w:t>
       </w:r>
       <w:r>
-        <w:t>{user_name}</w:t>
+        <w:t xml:space="preserve"> {user_name}</w:t>
       </w:r>
       <w:r>
         <w:t>、</w:t>
@@ -923,7 +1903,7 @@
     <w:p>
       <w:pPr>
         <w:spacing w:before="80" w:after="80"/>
-        <w:ind w:left="283" w:firstLine="0"/>
+        <w:ind w:left="283"/>
       </w:pPr>
       <w:r>
         <w:t>重要：變數</w:t>
@@ -944,49 +1924,52 @@
         <w:t>儲存當下即會被擋下</w:t>
       </w:r>
       <w:r>
-        <w:t>並提示「範本內容含無法代入的變數，請確認僅使用『可用變數』所列的名稱」，內容不會被存進去。</w:t>
+        <w:t>並提示「範本內容含無法代入的變數，請確認僅使用『可用變數』所列的名稱」，內容不</w:t>
+      </w:r>
+      <w:r>
+        <w:t>會被存進去。</w:t>
       </w:r>
     </w:p>
     <w:p>
       <w:pPr>
         <w:spacing w:before="80" w:after="80"/>
-        <w:ind w:left="283" w:firstLine="0"/>
+        <w:ind w:left="283"/>
       </w:pPr>
       <w:r>
         <w:t>大括號本身也要留意：</w:t>
       </w:r>
       <w:r>
-        <w:t>{</w:t>
+        <w:t xml:space="preserve">{ </w:t>
       </w:r>
       <w:r>
-        <w:t xml:space="preserve"> 沒有對應的 </w:t>
+        <w:t>沒有對應的</w:t>
       </w:r>
       <w:r>
-        <w:t>}</w:t>
+        <w:t xml:space="preserve"> }</w:t>
       </w:r>
       <w:r>
-        <w:t xml:space="preserve">、或在內文貼入含 </w:t>
+        <w:t>、或在內文貼入含</w:t>
       </w:r>
       <w:r>
-        <w:t>{ }</w:t>
+        <w:t xml:space="preserve"> { } </w:t>
       </w:r>
       <w:r>
-        <w:t xml:space="preserve"> 的樣式碼（如 </w:t>
+        <w:t>的樣式碼（如</w:t>
       </w:r>
       <w:r>
-        <w:t>style="{color:red}"</w:t>
+        <w:t xml:space="preserve"> style="{color:red}"</w:t>
       </w:r>
       <w:r>
-        <w:t xml:space="preserve">），同樣會被擋下。若內文真的需要顯示大括號，請改寫為 </w:t>
+        <w:t>），同樣會被擋下。若內文真的需要顯示大括號，請改寫為</w:t>
       </w:r>
       <w:r>
-        <w:t>{{</w:t>
+        <w:t xml:space="preserve"> {{ </w:t>
       </w:r>
       <w:r>
-        <w:t xml:space="preserve"> 與 </w:t>
+        <w:t>與</w:t>
       </w:r>
       <w:r>
-        <w:t>}}</w:t>
+        <w:t xml:space="preserve"> }}</w:t>
       </w:r>
       <w:r>
         <w:t>。</w:t>
@@ -995,6 +1978,7 @@
     <w:p>
       <w:pPr>
         <w:pStyle w:val="affa"/>
+        <w:keepNext/>
       </w:pPr>
       <w:r>
         <w:t>多人同時編輯</w:t>
@@ -1012,9 +1996,11 @@
       <w:pPr>
         <w:pStyle w:val="2"/>
       </w:pPr>
+      <w:bookmarkStart w:id="7" w:name="_Toc243386577"/>
       <w:r>
         <w:t>三、停用與啟用</w:t>
       </w:r>
+      <w:bookmarkEnd w:id="7"/>
     </w:p>
     <w:p>
       <w:pPr>
@@ -1027,10 +2013,22 @@
     <w:p>
       <w:pPr>
         <w:spacing w:before="80" w:after="80"/>
-        <w:ind w:left="283" w:firstLine="0"/>
+        <w:ind w:left="283"/>
       </w:pPr>
       <w:r>
-        <w:t>注意：教師於 ET05 課程建立與編輯以 Email 邀請學員時，會用到「課程邀請通知」範本。範本停用期間，邀請視窗按「下一步」會顯示「通知範本已停用」，無法寄出邀請、學員也不會被加入。需要邀請時，請先將範本啟用，或改提供邀請碼讓學員自行加入。</w:t>
+        <w:t>注意：教師於</w:t>
+      </w:r>
+      <w:r>
+        <w:t xml:space="preserve"> ET05 </w:t>
+      </w:r>
+      <w:r>
+        <w:t>課程建立與編輯以</w:t>
+      </w:r>
+      <w:r>
+        <w:t xml:space="preserve"> Email </w:t>
+      </w:r>
+      <w:r>
+        <w:t>邀請學員時，會用到「課程邀請通知」範本。範本停用期間，邀請視窗按「下一步」會顯示「通知範本已停用」，無法寄出邀請、學員也不會被加入。需要邀請時，請先將範本啟用，或改提供邀請碼讓學員自行加入。</w:t>
       </w:r>
     </w:p>
     <w:p>
@@ -1054,41 +2052,43 @@
       <w:pPr>
         <w:pStyle w:val="1"/>
       </w:pPr>
+      <w:bookmarkStart w:id="8" w:name="_Toc243386578"/>
       <w:r>
+        <w:lastRenderedPageBreak/>
         <w:t>參、常見訊息與處置</w:t>
       </w:r>
+      <w:bookmarkEnd w:id="8"/>
     </w:p>
     <w:p>
       <w:pPr>
         <w:pStyle w:val="2"/>
       </w:pPr>
+      <w:bookmarkStart w:id="9" w:name="_Toc243386579"/>
       <w:r>
         <w:t>一、被擋下（動作沒有完成）</w:t>
       </w:r>
+      <w:bookmarkEnd w:id="9"/>
     </w:p>
     <w:tbl>
       <w:tblPr>
         <w:tblStyle w:val="aff2"/>
-        <w:tblW w:type="auto" w:w="0"/>
+        <w:tblW w:w="0" w:type="auto"/>
         <w:tblLayout w:type="fixed"/>
-        <w:tblLook w:firstColumn="1" w:firstRow="1" w:lastColumn="0" w:lastRow="0" w:noHBand="0" w:noVBand="1" w:val="04A0"/>
-        <w:tblLayout w:type="fixed"/>
+        <w:tblLook w:val="04A0" w:firstRow="1" w:lastRow="0" w:firstColumn="1" w:lastColumn="0" w:noHBand="0" w:noVBand="1"/>
       </w:tblPr>
       <w:tblGrid>
-        <w:gridCol w:w="4680"/>
-        <w:gridCol w:w="4680"/>
+        <w:gridCol w:w="3913"/>
+        <w:gridCol w:w="5447"/>
       </w:tblGrid>
       <w:tr>
         <w:tc>
           <w:tcPr>
-            <w:tcW w:type="dxa" w:w="3913"/>
+            <w:tcW w:w="3913" w:type="dxa"/>
           </w:tcPr>
           <w:p>
-            <w:r>
-              <w:rPr>
-                <w:b/>
-              </w:rPr>
-            </w:r>
+            <w:pPr>
+              <w:spacing w:before="60" w:after="60"/>
+            </w:pPr>
             <w:r>
               <w:rPr>
                 <w:b/>
@@ -1099,14 +2099,12 @@
         </w:tc>
         <w:tc>
           <w:tcPr>
-            <w:tcW w:type="dxa" w:w="5447"/>
+            <w:tcW w:w="5447" w:type="dxa"/>
           </w:tcPr>
           <w:p>
-            <w:r>
-              <w:rPr>
-                <w:b/>
-              </w:rPr>
-            </w:r>
+            <w:pPr>
+              <w:spacing w:before="60" w:after="60"/>
+            </w:pPr>
             <w:r>
               <w:rPr>
                 <w:b/>
@@ -1119,10 +2117,12 @@
       <w:tr>
         <w:tc>
           <w:tcPr>
-            <w:tcW w:type="dxa" w:w="3913"/>
+            <w:tcW w:w="3913" w:type="dxa"/>
           </w:tcPr>
           <w:p>
-            <w:r/>
+            <w:pPr>
+              <w:spacing w:before="60" w:after="60"/>
+            </w:pPr>
             <w:r>
               <w:t>「內容已被他人修改，請重新載入後再儲存」</w:t>
             </w:r>
@@ -1130,10 +2130,12 @@
         </w:tc>
         <w:tc>
           <w:tcPr>
-            <w:tcW w:type="dxa" w:w="5447"/>
+            <w:tcW w:w="5447" w:type="dxa"/>
           </w:tcPr>
           <w:p>
-            <w:r/>
+            <w:pPr>
+              <w:spacing w:before="60" w:after="60"/>
+            </w:pPr>
             <w:r>
               <w:t>他人已先儲存了此範本。關閉編輯區後重新按「編輯」，確認對方的修改後再改</w:t>
             </w:r>
@@ -1143,10 +2145,12 @@
       <w:tr>
         <w:tc>
           <w:tcPr>
-            <w:tcW w:type="dxa" w:w="3913"/>
+            <w:tcW w:w="3913" w:type="dxa"/>
           </w:tcPr>
           <w:p>
-            <w:r/>
+            <w:pPr>
+              <w:spacing w:before="60" w:after="60"/>
+            </w:pPr>
             <w:r>
               <w:t>「請輸入主旨」、「請輸入內文」</w:t>
             </w:r>
@@ -1154,10 +2158,12 @@
         </w:tc>
         <w:tc>
           <w:tcPr>
-            <w:tcW w:type="dxa" w:w="5447"/>
+            <w:tcW w:w="5447" w:type="dxa"/>
           </w:tcPr>
           <w:p>
-            <w:r/>
+            <w:pPr>
+              <w:spacing w:before="60" w:after="60"/>
+            </w:pPr>
             <w:r>
               <w:t>主旨或內文為空白，填寫後再儲存</w:t>
             </w:r>
@@ -1167,10 +2173,12 @@
       <w:tr>
         <w:tc>
           <w:tcPr>
-            <w:tcW w:type="dxa" w:w="3913"/>
+            <w:tcW w:w="3913" w:type="dxa"/>
           </w:tcPr>
           <w:p>
-            <w:r/>
+            <w:pPr>
+              <w:spacing w:before="60" w:after="60"/>
+            </w:pPr>
             <w:r>
               <w:t>「範本內容含無法代入的變數，請確認僅使用『可用變數』所列的名稱」</w:t>
             </w:r>
@@ -1178,10 +2186,12 @@
         </w:tc>
         <w:tc>
           <w:tcPr>
-            <w:tcW w:type="dxa" w:w="5447"/>
+            <w:tcW w:w="5447" w:type="dxa"/>
           </w:tcPr>
           <w:p>
-            <w:r/>
+            <w:pPr>
+              <w:spacing w:before="60" w:after="60"/>
+            </w:pPr>
             <w:r>
               <w:t>主旨或內文裡有「可用變數」沒有列出的變數名稱（多半是拼錯），或有沒配對的大括號。逐一比對編輯區下方的「可用變數」修正後再儲存</w:t>
             </w:r>
@@ -1191,10 +2201,12 @@
       <w:tr>
         <w:tc>
           <w:tcPr>
-            <w:tcW w:type="dxa" w:w="3913"/>
+            <w:tcW w:w="3913" w:type="dxa"/>
           </w:tcPr>
           <w:p>
-            <w:r/>
+            <w:pPr>
+              <w:spacing w:before="60" w:after="60"/>
+            </w:pPr>
             <w:r>
               <w:t>「無權限維護此模組之範本」</w:t>
             </w:r>
@@ -1202,10 +2214,12 @@
         </w:tc>
         <w:tc>
           <w:tcPr>
-            <w:tcW w:type="dxa" w:w="5447"/>
+            <w:tcW w:w="5447" w:type="dxa"/>
           </w:tcPr>
           <w:p>
-            <w:r/>
+            <w:pPr>
+              <w:spacing w:before="60" w:after="60"/>
+            </w:pPr>
             <w:r>
               <w:t>不具該模組的管理者身分。該模組的分頁本就不會出現，出現此訊息通常是權限剛被調整過，重新登入即可</w:t>
             </w:r>
@@ -1217,33 +2231,32 @@
       <w:pPr>
         <w:pStyle w:val="2"/>
       </w:pPr>
+      <w:bookmarkStart w:id="10" w:name="_Toc243386580"/>
       <w:r>
         <w:t>二、送出後的結果訊息</w:t>
       </w:r>
+      <w:bookmarkEnd w:id="10"/>
     </w:p>
     <w:tbl>
       <w:tblPr>
         <w:tblStyle w:val="aff2"/>
-        <w:tblW w:type="auto" w:w="0"/>
+        <w:tblW w:w="0" w:type="auto"/>
         <w:tblLayout w:type="fixed"/>
-        <w:tblLook w:firstColumn="1" w:firstRow="1" w:lastColumn="0" w:lastRow="0" w:noHBand="0" w:noVBand="1" w:val="04A0"/>
-        <w:tblLayout w:type="fixed"/>
+        <w:tblLook w:val="04A0" w:firstRow="1" w:lastRow="0" w:firstColumn="1" w:lastColumn="0" w:noHBand="0" w:noVBand="1"/>
       </w:tblPr>
       <w:tblGrid>
-        <w:gridCol w:w="4680"/>
-        <w:gridCol w:w="4680"/>
+        <w:gridCol w:w="2642"/>
+        <w:gridCol w:w="6718"/>
       </w:tblGrid>
       <w:tr>
         <w:tc>
           <w:tcPr>
-            <w:tcW w:type="dxa" w:w="2642"/>
+            <w:tcW w:w="2642" w:type="dxa"/>
           </w:tcPr>
           <w:p>
-            <w:r>
-              <w:rPr>
-                <w:b/>
-              </w:rPr>
-            </w:r>
+            <w:pPr>
+              <w:spacing w:before="60" w:after="60"/>
+            </w:pPr>
             <w:r>
               <w:rPr>
                 <w:b/>
@@ -1254,14 +2267,12 @@
         </w:tc>
         <w:tc>
           <w:tcPr>
-            <w:tcW w:type="dxa" w:w="6718"/>
+            <w:tcW w:w="6718" w:type="dxa"/>
           </w:tcPr>
           <w:p>
-            <w:r>
-              <w:rPr>
-                <w:b/>
-              </w:rPr>
-            </w:r>
+            <w:pPr>
+              <w:spacing w:before="60" w:after="60"/>
+            </w:pPr>
             <w:r>
               <w:rPr>
                 <w:b/>
@@ -1274,10 +2285,12 @@
       <w:tr>
         <w:tc>
           <w:tcPr>
-            <w:tcW w:type="dxa" w:w="2642"/>
+            <w:tcW w:w="2642" w:type="dxa"/>
           </w:tcPr>
           <w:p>
-            <w:r/>
+            <w:pPr>
+              <w:spacing w:before="60" w:after="60"/>
+            </w:pPr>
             <w:r>
               <w:t>「範本已更新」</w:t>
             </w:r>
@@ -1285,10 +2298,12 @@
         </w:tc>
         <w:tc>
           <w:tcPr>
-            <w:tcW w:type="dxa" w:w="6718"/>
+            <w:tcW w:w="6718" w:type="dxa"/>
           </w:tcPr>
           <w:p>
-            <w:r/>
+            <w:pPr>
+              <w:spacing w:before="60" w:after="60"/>
+            </w:pPr>
             <w:r>
               <w:t>修改或啟停已生效，之後寄出的信即採用新設定</w:t>
             </w:r>
@@ -1300,33 +2315,32 @@
       <w:pPr>
         <w:pStyle w:val="2"/>
       </w:pPr>
+      <w:bookmarkStart w:id="11" w:name="_Toc243386581"/>
       <w:r>
         <w:t>三、其他情況</w:t>
       </w:r>
+      <w:bookmarkEnd w:id="11"/>
     </w:p>
     <w:tbl>
       <w:tblPr>
         <w:tblStyle w:val="aff2"/>
-        <w:tblW w:type="auto" w:w="0"/>
+        <w:tblW w:w="0" w:type="auto"/>
         <w:tblLayout w:type="fixed"/>
-        <w:tblLook w:firstColumn="1" w:firstRow="1" w:lastColumn="0" w:lastRow="0" w:noHBand="0" w:noVBand="1" w:val="04A0"/>
-        <w:tblLayout w:type="fixed"/>
+        <w:tblLook w:val="04A0" w:firstRow="1" w:lastRow="0" w:firstColumn="1" w:lastColumn="0" w:noHBand="0" w:noVBand="1"/>
       </w:tblPr>
       <w:tblGrid>
-        <w:gridCol w:w="4680"/>
-        <w:gridCol w:w="4680"/>
+        <w:gridCol w:w="3636"/>
+        <w:gridCol w:w="5724"/>
       </w:tblGrid>
       <w:tr>
         <w:tc>
           <w:tcPr>
-            <w:tcW w:type="dxa" w:w="3636"/>
+            <w:tcW w:w="3636" w:type="dxa"/>
           </w:tcPr>
           <w:p>
-            <w:r>
-              <w:rPr>
-                <w:b/>
-              </w:rPr>
-            </w:r>
+            <w:pPr>
+              <w:spacing w:before="60" w:after="60"/>
+            </w:pPr>
             <w:r>
               <w:rPr>
                 <w:b/>
@@ -1337,14 +2351,12 @@
         </w:tc>
         <w:tc>
           <w:tcPr>
-            <w:tcW w:type="dxa" w:w="5724"/>
+            <w:tcW w:w="5724" w:type="dxa"/>
           </w:tcPr>
           <w:p>
-            <w:r>
-              <w:rPr>
-                <w:b/>
-              </w:rPr>
-            </w:r>
+            <w:pPr>
+              <w:spacing w:before="60" w:after="60"/>
+            </w:pPr>
             <w:r>
               <w:rPr>
                 <w:b/>
@@ -1357,10 +2369,12 @@
       <w:tr>
         <w:tc>
           <w:tcPr>
-            <w:tcW w:type="dxa" w:w="3636"/>
+            <w:tcW w:w="3636" w:type="dxa"/>
           </w:tcPr>
           <w:p>
-            <w:r/>
+            <w:pPr>
+              <w:spacing w:before="60" w:after="60"/>
+            </w:pPr>
             <w:r>
               <w:t>修改範本後，該類通知沒有寄出</w:t>
             </w:r>
@@ -1368,12 +2382,20 @@
         </w:tc>
         <w:tc>
           <w:tcPr>
-            <w:tcW w:type="dxa" w:w="5724"/>
+            <w:tcW w:w="5724" w:type="dxa"/>
           </w:tcPr>
           <w:p>
-            <w:r/>
+            <w:pPr>
+              <w:spacing w:before="60" w:after="60"/>
+            </w:pPr>
             <w:r>
-              <w:t>變數名稱打錯已於儲存時擋下，故多半不是這個原因。請先確認該範本的狀態為「啟用中」，再請 IT 協助查該類通知的寄送紀錄</w:t>
+              <w:t>變數名稱打錯已於儲存時擋下，故多半不是這個原因。請先確認該範本的狀態為「啟用中」，再請</w:t>
+            </w:r>
+            <w:r>
+              <w:t xml:space="preserve"> IT </w:t>
+            </w:r>
+            <w:r>
+              <w:t>協助查該類通知的寄送紀錄</w:t>
             </w:r>
           </w:p>
         </w:tc>
@@ -1381,10 +2403,12 @@
       <w:tr>
         <w:tc>
           <w:tcPr>
-            <w:tcW w:type="dxa" w:w="3636"/>
+            <w:tcW w:w="3636" w:type="dxa"/>
           </w:tcPr>
           <w:p>
-            <w:r/>
+            <w:pPr>
+              <w:spacing w:before="60" w:after="60"/>
+            </w:pPr>
             <w:r>
               <w:t>找不到送審、退回等簽核通知的範本</w:t>
             </w:r>
@@ -1392,12 +2416,20 @@
         </w:tc>
         <w:tc>
           <w:tcPr>
-            <w:tcW w:type="dxa" w:w="5724"/>
+            <w:tcW w:w="5724" w:type="dxa"/>
           </w:tcPr>
           <w:p>
-            <w:r/>
+            <w:pPr>
+              <w:spacing w:before="60" w:after="60"/>
+            </w:pPr>
             <w:r>
-              <w:t>這些通知以畫面呈現、不寄 Email，不在本作業維護</w:t>
+              <w:t>這些通知以畫面呈現、不寄</w:t>
+            </w:r>
+            <w:r>
+              <w:t xml:space="preserve"> Email</w:t>
+            </w:r>
+            <w:r>
+              <w:t>，不在本作業維護</w:t>
             </w:r>
           </w:p>
         </w:tc>
@@ -1405,10 +2437,12 @@
       <w:tr>
         <w:tc>
           <w:tcPr>
-            <w:tcW w:type="dxa" w:w="3636"/>
+            <w:tcW w:w="3636" w:type="dxa"/>
           </w:tcPr>
           <w:p>
-            <w:r/>
+            <w:pPr>
+              <w:spacing w:before="60" w:after="60"/>
+            </w:pPr>
             <w:r>
               <w:t>只看得到「系統信（共用）」與其中一個模組的分頁</w:t>
             </w:r>
@@ -1416,10 +2450,12 @@
         </w:tc>
         <w:tc>
           <w:tcPr>
-            <w:tcW w:type="dxa" w:w="5724"/>
+            <w:tcW w:w="5724" w:type="dxa"/>
           </w:tcPr>
           <w:p>
-            <w:r/>
+            <w:pPr>
+              <w:spacing w:before="60" w:after="60"/>
+            </w:pPr>
             <w:r>
               <w:t>僅具該模組的管理者身分，屬正常</w:t>
             </w:r>
@@ -1427,8 +2463,9 @@
         </w:tc>
       </w:tr>
     </w:tbl>
+    <w:p/>
     <w:sectPr>
-      <w:footerReference w:type="default" r:id="rId46"/>
+      <w:footerReference w:type="default" r:id="rId10"/>
       <w:pgSz w:w="12240" w:h="15840"/>
       <w:pgMar w:top="1440" w:right="1440" w:bottom="1440" w:left="1440" w:header="720" w:footer="720" w:gutter="0"/>
       <w:pgNumType w:start="1"/>
@@ -1469,16 +2506,6 @@
   <w:p>
     <w:pPr>
       <w:pStyle w:val="a5"/>
-    </w:pPr>
-  </w:p>
-</w:ftr>
-</file>
-
-<file path=word/footer2.xml><?xml version="1.0" encoding="utf-8"?>
-<w:ftr xmlns:wpc="http://schemas.microsoft.com/office/word/2010/wordprocessingCanvas" xmlns:cx="http://schemas.microsoft.com/office/drawing/2014/chartex" xmlns:cx1="http://schemas.microsoft.com/office/drawing/2015/9/8/chartex" xmlns:cx2="http://schemas.microsoft.com/office/drawing/2015/10/21/chartex" xmlns:cx3="http://schemas.microsoft.com/office/drawing/2016/5/9/chartex" xmlns:cx4="http://schemas.microsoft.com/office/drawing/2016/5/10/chartex" xmlns:cx5="http://schemas.microsoft.com/office/drawing/2016/5/11/chartex" xmlns:cx6="http://schemas.microsoft.com/office/drawing/2016/5/12/chartex" xmlns:cx7="http://schemas.microsoft.com/office/drawing/2016/5/13/chartex" xmlns:cx8="http://schemas.microsoft.com/office/drawing/2016/5/14/chartex" xmlns:mc="http://schemas.openxmlformats.org/markup-compatibility/2006" xmlns:aink="http://schemas.microsoft.com/office/drawing/2016/ink" xmlns:am3d="http://schemas.microsoft.com/office/drawing/2017/model3d" xmlns:o="urn:schemas-microsoft-com:office:office" xmlns:r="http://schemas.openxmlformats.org/officeDocument/2006/relationships" xmlns:m="http://schemas.openxmlformats.org/officeDocument/2006/math" xmlns:v="urn:schemas-microsoft-com:vml" xmlns:wp14="http://schemas.microsoft.com/office/word/2010/wordprocessingDrawing" xmlns:wp="http://schemas.openxmlformats.org/drawingml/2006/wordprocessingDrawing" xmlns:w10="urn:schemas-microsoft-com:office:word" xmlns:w="http://schemas.openxmlformats.org/wordprocessingml/2006/main" xmlns:w14="http://schemas.microsoft.com/office/word/2010/wordml" xmlns:w15="http://schemas.microsoft.com/office/word/2012/wordml" xmlns:w16cid="http://schemas.microsoft.com/office/word/2016/wordml/cid" xmlns:w16se="http://schemas.microsoft.com/office/word/2015/wordml/symex" xmlns:wpg="http://schemas.microsoft.com/office/word/2010/wordprocessingGroup" xmlns:wpi="http://schemas.microsoft.com/office/word/2010/wordprocessingInk" xmlns:wne="http://schemas.microsoft.com/office/word/2006/wordml" xmlns:wps="http://schemas.microsoft.com/office/word/2010/wordprocessingShape" mc:Ignorable="w14 w15 w16se w16cid wp14">
-  <w:p>
-    <w:pPr>
-      <w:pStyle w:val="a5"/>
       <w:jc w:val="center"/>
     </w:pPr>
     <w:r>
@@ -1542,7 +2569,7 @@
         <w:noProof/>
         <w:sz w:val="20"/>
       </w:rPr>
-      <w:t>39</w:t>
+      <w:t>4</w:t>
     </w:r>
     <w:r>
       <w:rPr>
@@ -1582,6 +2609,64 @@
 <file path=word/numbering.xml><?xml version="1.0" encoding="utf-8"?>
 <w:numbering xmlns:wpc="http://schemas.microsoft.com/office/word/2010/wordprocessingCanvas" xmlns:cx="http://schemas.microsoft.com/office/drawing/2014/chartex" xmlns:cx1="http://schemas.microsoft.com/office/drawing/2015/9/8/chartex" xmlns:cx2="http://schemas.microsoft.com/office/drawing/2015/10/21/chartex" xmlns:cx3="http://schemas.microsoft.com/office/drawing/2016/5/9/chartex" xmlns:cx4="http://schemas.microsoft.com/office/drawing/2016/5/10/chartex" xmlns:cx5="http://schemas.microsoft.com/office/drawing/2016/5/11/chartex" xmlns:cx6="http://schemas.microsoft.com/office/drawing/2016/5/12/chartex" xmlns:cx7="http://schemas.microsoft.com/office/drawing/2016/5/13/chartex" xmlns:cx8="http://schemas.microsoft.com/office/drawing/2016/5/14/chartex" xmlns:mc="http://schemas.openxmlformats.org/markup-compatibility/2006" xmlns:aink="http://schemas.microsoft.com/office/drawing/2016/ink" xmlns:am3d="http://schemas.microsoft.com/office/drawing/2017/model3d" xmlns:o="urn:schemas-microsoft-com:office:office" xmlns:r="http://schemas.openxmlformats.org/officeDocument/2006/relationships" xmlns:m="http://schemas.openxmlformats.org/officeDocument/2006/math" xmlns:v="urn:schemas-microsoft-com:vml" xmlns:wp14="http://schemas.microsoft.com/office/word/2010/wordprocessingDrawing" xmlns:wp="http://schemas.openxmlformats.org/drawingml/2006/wordprocessingDrawing" xmlns:w10="urn:schemas-microsoft-com:office:word" xmlns:w="http://schemas.openxmlformats.org/wordprocessingml/2006/main" xmlns:w14="http://schemas.microsoft.com/office/word/2010/wordml" xmlns:w15="http://schemas.microsoft.com/office/word/2012/wordml" xmlns:w16cid="http://schemas.microsoft.com/office/word/2016/wordml/cid" xmlns:w16se="http://schemas.microsoft.com/office/word/2015/wordml/symex" xmlns:wpg="http://schemas.microsoft.com/office/word/2010/wordprocessingGroup" xmlns:wpi="http://schemas.microsoft.com/office/word/2010/wordprocessingInk" xmlns:wne="http://schemas.microsoft.com/office/word/2006/wordml" xmlns:wps="http://schemas.microsoft.com/office/word/2010/wordprocessingShape" mc:Ignorable="w14 w15 w16se w16cid wp14">
   <w:abstractNum w:abstractNumId="0" w15:restartNumberingAfterBreak="0">
+    <w:nsid w:val="05FB1D55"/>
+    <w:multiLevelType w:val="multilevel"/>
+    <w:tmpl w:val="14ECF47A"/>
+    <w:lvl w:ilvl="0">
+      <w:start w:val="1"/>
+      <w:numFmt w:val="bullet"/>
+      <w:lvlText w:val="●"/>
+      <w:lvlJc w:val="left"/>
+      <w:pPr>
+        <w:ind w:left="482" w:hanging="482"/>
+      </w:pPr>
+    </w:lvl>
+    <w:lvl w:ilvl="1">
+      <w:start w:val="1"/>
+      <w:numFmt w:val="bullet"/>
+      <w:lvlText w:val="●"/>
+      <w:lvlJc w:val="left"/>
+      <w:pPr>
+        <w:ind w:left="1440" w:hanging="480"/>
+      </w:pPr>
+    </w:lvl>
+    <w:lvl w:ilvl="2">
+      <w:numFmt w:val="decimal"/>
+      <w:lvlText w:val=""/>
+      <w:lvlJc w:val="left"/>
+    </w:lvl>
+    <w:lvl w:ilvl="3">
+      <w:numFmt w:val="decimal"/>
+      <w:lvlText w:val=""/>
+      <w:lvlJc w:val="left"/>
+    </w:lvl>
+    <w:lvl w:ilvl="4">
+      <w:numFmt w:val="decimal"/>
+      <w:lvlText w:val=""/>
+      <w:lvlJc w:val="left"/>
+    </w:lvl>
+    <w:lvl w:ilvl="5">
+      <w:numFmt w:val="decimal"/>
+      <w:lvlText w:val=""/>
+      <w:lvlJc w:val="left"/>
+    </w:lvl>
+    <w:lvl w:ilvl="6">
+      <w:numFmt w:val="decimal"/>
+      <w:lvlText w:val=""/>
+      <w:lvlJc w:val="left"/>
+    </w:lvl>
+    <w:lvl w:ilvl="7">
+      <w:numFmt w:val="decimal"/>
+      <w:lvlText w:val=""/>
+      <w:lvlJc w:val="left"/>
+    </w:lvl>
+    <w:lvl w:ilvl="8">
+      <w:numFmt w:val="decimal"/>
+      <w:lvlText w:val=""/>
+      <w:lvlJc w:val="left"/>
+    </w:lvl>
+  </w:abstractNum>
+  <w:abstractNum w:abstractNumId="1" w15:restartNumberingAfterBreak="0">
     <w:nsid w:val="1ABC44C1"/>
     <w:multiLevelType w:val="singleLevel"/>
     <w:tmpl w:val="DB806158"/>
@@ -1598,7 +2683,7 @@
       </w:rPr>
     </w:lvl>
   </w:abstractNum>
-  <w:abstractNum w:abstractNumId="1" w15:restartNumberingAfterBreak="0">
+  <w:abstractNum w:abstractNumId="2" w15:restartNumberingAfterBreak="0">
     <w:nsid w:val="7CDE1FC3"/>
     <w:multiLevelType w:val="hybridMultilevel"/>
     <w:tmpl w:val="7EACF0CE"/>
@@ -1662,237 +2747,226 @@
       <w:lvlJc w:val="left"/>
     </w:lvl>
   </w:abstractNum>
-  <w:abstractNum w:abstractNumId="900">
-    <w:lvl w:ilvl="0">
-      <w:start w:val="1"/>
-      <w:numFmt w:val="bullet"/>
-      <w:lvlText w:val="●"/>
-      <w:lvlJc w:val="left"/>
-      <w:pPr>
-        <w:ind w:left="482" w:hanging="482"/>
-      </w:pPr>
-    </w:lvl>
-  </w:abstractNum>
   <w:num w:numId="1">
-    <w:abstractNumId w:val="0"/>
+    <w:abstractNumId w:val="1"/>
     <w:lvlOverride w:ilvl="0">
       <w:startOverride w:val="1"/>
     </w:lvlOverride>
   </w:num>
   <w:num w:numId="2">
-    <w:abstractNumId w:val="0"/>
+    <w:abstractNumId w:val="1"/>
     <w:lvlOverride w:ilvl="0">
       <w:startOverride w:val="1"/>
     </w:lvlOverride>
   </w:num>
   <w:num w:numId="3">
-    <w:abstractNumId w:val="0"/>
+    <w:abstractNumId w:val="1"/>
     <w:lvlOverride w:ilvl="0">
       <w:startOverride w:val="1"/>
     </w:lvlOverride>
   </w:num>
   <w:num w:numId="4">
+    <w:abstractNumId w:val="2"/>
+    <w:lvlOverride w:ilvl="0">
+      <w:startOverride w:val="1"/>
+    </w:lvlOverride>
+  </w:num>
+  <w:num w:numId="5">
     <w:abstractNumId w:val="1"/>
     <w:lvlOverride w:ilvl="0">
       <w:startOverride w:val="1"/>
     </w:lvlOverride>
   </w:num>
-  <w:num w:numId="5">
-    <w:abstractNumId w:val="0"/>
-    <w:lvlOverride w:ilvl="0">
-      <w:startOverride w:val="1"/>
-    </w:lvlOverride>
-  </w:num>
   <w:num w:numId="6">
-    <w:abstractNumId w:val="0"/>
+    <w:abstractNumId w:val="1"/>
     <w:lvlOverride w:ilvl="0">
       <w:startOverride w:val="1"/>
     </w:lvlOverride>
   </w:num>
   <w:num w:numId="7">
-    <w:abstractNumId w:val="0"/>
+    <w:abstractNumId w:val="1"/>
     <w:lvlOverride w:ilvl="0">
       <w:startOverride w:val="1"/>
     </w:lvlOverride>
   </w:num>
   <w:num w:numId="8">
-    <w:abstractNumId w:val="0"/>
+    <w:abstractNumId w:val="1"/>
     <w:lvlOverride w:ilvl="0">
       <w:startOverride w:val="1"/>
     </w:lvlOverride>
   </w:num>
   <w:num w:numId="9">
-    <w:abstractNumId w:val="0"/>
+    <w:abstractNumId w:val="1"/>
     <w:lvlOverride w:ilvl="0">
       <w:startOverride w:val="1"/>
     </w:lvlOverride>
   </w:num>
   <w:num w:numId="10">
-    <w:abstractNumId w:val="0"/>
+    <w:abstractNumId w:val="1"/>
     <w:lvlOverride w:ilvl="0">
       <w:startOverride w:val="1"/>
     </w:lvlOverride>
   </w:num>
   <w:num w:numId="11">
-    <w:abstractNumId w:val="0"/>
+    <w:abstractNumId w:val="1"/>
     <w:lvlOverride w:ilvl="0">
       <w:startOverride w:val="1"/>
     </w:lvlOverride>
   </w:num>
   <w:num w:numId="12">
-    <w:abstractNumId w:val="0"/>
+    <w:abstractNumId w:val="1"/>
     <w:lvlOverride w:ilvl="0">
       <w:startOverride w:val="1"/>
     </w:lvlOverride>
   </w:num>
   <w:num w:numId="13">
-    <w:abstractNumId w:val="0"/>
+    <w:abstractNumId w:val="1"/>
     <w:lvlOverride w:ilvl="0">
       <w:startOverride w:val="1"/>
     </w:lvlOverride>
   </w:num>
   <w:num w:numId="14">
-    <w:abstractNumId w:val="0"/>
+    <w:abstractNumId w:val="1"/>
     <w:lvlOverride w:ilvl="0">
       <w:startOverride w:val="1"/>
     </w:lvlOverride>
   </w:num>
   <w:num w:numId="15">
-    <w:abstractNumId w:val="0"/>
+    <w:abstractNumId w:val="1"/>
     <w:lvlOverride w:ilvl="0">
       <w:startOverride w:val="1"/>
     </w:lvlOverride>
   </w:num>
   <w:num w:numId="16">
-    <w:abstractNumId w:val="0"/>
+    <w:abstractNumId w:val="1"/>
     <w:lvlOverride w:ilvl="0">
       <w:startOverride w:val="1"/>
     </w:lvlOverride>
   </w:num>
   <w:num w:numId="17">
-    <w:abstractNumId w:val="0"/>
+    <w:abstractNumId w:val="1"/>
     <w:lvlOverride w:ilvl="0">
       <w:startOverride w:val="1"/>
     </w:lvlOverride>
   </w:num>
   <w:num w:numId="18">
-    <w:abstractNumId w:val="0"/>
+    <w:abstractNumId w:val="1"/>
     <w:lvlOverride w:ilvl="0">
       <w:startOverride w:val="1"/>
     </w:lvlOverride>
   </w:num>
   <w:num w:numId="19">
-    <w:abstractNumId w:val="0"/>
+    <w:abstractNumId w:val="1"/>
     <w:lvlOverride w:ilvl="0">
       <w:startOverride w:val="1"/>
     </w:lvlOverride>
   </w:num>
   <w:num w:numId="20">
-    <w:abstractNumId w:val="0"/>
+    <w:abstractNumId w:val="1"/>
     <w:lvlOverride w:ilvl="0">
       <w:startOverride w:val="1"/>
     </w:lvlOverride>
   </w:num>
   <w:num w:numId="21">
-    <w:abstractNumId w:val="0"/>
+    <w:abstractNumId w:val="1"/>
     <w:lvlOverride w:ilvl="0">
       <w:startOverride w:val="1"/>
     </w:lvlOverride>
   </w:num>
   <w:num w:numId="22">
-    <w:abstractNumId w:val="0"/>
+    <w:abstractNumId w:val="1"/>
     <w:lvlOverride w:ilvl="0">
       <w:startOverride w:val="1"/>
     </w:lvlOverride>
   </w:num>
   <w:num w:numId="23">
-    <w:abstractNumId w:val="0"/>
+    <w:abstractNumId w:val="1"/>
     <w:lvlOverride w:ilvl="0">
       <w:startOverride w:val="1"/>
     </w:lvlOverride>
   </w:num>
   <w:num w:numId="24">
-    <w:abstractNumId w:val="0"/>
+    <w:abstractNumId w:val="1"/>
     <w:lvlOverride w:ilvl="0">
       <w:startOverride w:val="1"/>
     </w:lvlOverride>
   </w:num>
   <w:num w:numId="25">
-    <w:abstractNumId w:val="0"/>
+    <w:abstractNumId w:val="1"/>
     <w:lvlOverride w:ilvl="0">
       <w:startOverride w:val="1"/>
     </w:lvlOverride>
   </w:num>
   <w:num w:numId="26">
-    <w:abstractNumId w:val="0"/>
+    <w:abstractNumId w:val="1"/>
     <w:lvlOverride w:ilvl="0">
       <w:startOverride w:val="1"/>
     </w:lvlOverride>
   </w:num>
   <w:num w:numId="27">
-    <w:abstractNumId w:val="0"/>
+    <w:abstractNumId w:val="1"/>
     <w:lvlOverride w:ilvl="0">
       <w:startOverride w:val="1"/>
     </w:lvlOverride>
   </w:num>
   <w:num w:numId="28">
-    <w:abstractNumId w:val="0"/>
+    <w:abstractNumId w:val="1"/>
     <w:lvlOverride w:ilvl="0">
       <w:startOverride w:val="1"/>
     </w:lvlOverride>
   </w:num>
   <w:num w:numId="29">
-    <w:abstractNumId w:val="0"/>
+    <w:abstractNumId w:val="1"/>
     <w:lvlOverride w:ilvl="0">
       <w:startOverride w:val="1"/>
     </w:lvlOverride>
   </w:num>
   <w:num w:numId="30">
-    <w:abstractNumId w:val="0"/>
+    <w:abstractNumId w:val="1"/>
     <w:lvlOverride w:ilvl="0">
       <w:startOverride w:val="1"/>
     </w:lvlOverride>
   </w:num>
   <w:num w:numId="31">
-    <w:abstractNumId w:val="0"/>
+    <w:abstractNumId w:val="1"/>
     <w:lvlOverride w:ilvl="0">
       <w:startOverride w:val="1"/>
     </w:lvlOverride>
   </w:num>
   <w:num w:numId="32">
-    <w:abstractNumId w:val="0"/>
+    <w:abstractNumId w:val="1"/>
     <w:lvlOverride w:ilvl="0">
       <w:startOverride w:val="1"/>
     </w:lvlOverride>
   </w:num>
   <w:num w:numId="33">
-    <w:abstractNumId w:val="0"/>
+    <w:abstractNumId w:val="1"/>
     <w:lvlOverride w:ilvl="0">
       <w:startOverride w:val="1"/>
     </w:lvlOverride>
   </w:num>
   <w:num w:numId="34">
-    <w:abstractNumId w:val="0"/>
+    <w:abstractNumId w:val="1"/>
     <w:lvlOverride w:ilvl="0">
       <w:startOverride w:val="1"/>
     </w:lvlOverride>
   </w:num>
   <w:num w:numId="35">
-    <w:abstractNumId w:val="0"/>
+    <w:abstractNumId w:val="1"/>
     <w:lvlOverride w:ilvl="0">
       <w:startOverride w:val="1"/>
     </w:lvlOverride>
   </w:num>
   <w:num w:numId="36">
-    <w:abstractNumId w:val="0"/>
+    <w:abstractNumId w:val="1"/>
     <w:lvlOverride w:ilvl="0">
       <w:startOverride w:val="1"/>
     </w:lvlOverride>
   </w:num>
+  <w:num w:numId="37">
+    <w:abstractNumId w:val="0"/>
+  </w:num>
   <w:numIdMacAtCleanup w:val="36"/>
-  <w:num w:numId="900">
-    <w:abstractNumId w:val="900"/>
-  </w:num>
 </w:numbering>
 </file>
 
@@ -13658,7 +14732,7 @@
 </file>
 
 <file path=customXml/itemProps1.xml><?xml version="1.0" encoding="utf-8"?>
-<ds:datastoreItem xmlns:ds="http://schemas.openxmlformats.org/officeDocument/2006/customXml" ds:itemID="{F5433768-CC8D-4AF3-B2C9-4B3C2D302557}">
+<ds:datastoreItem xmlns:ds="http://schemas.openxmlformats.org/officeDocument/2006/customXml" ds:itemID="{7F4E2FFB-6A67-45B7-8D20-4C2FF6CF1ECE}">
   <ds:schemaRefs>
     <ds:schemaRef ds:uri="http://schemas.openxmlformats.org/officeDocument/2006/bibliography"/>
   </ds:schemaRefs>
